--- a/lessons/6-7/downloads/reveal/teacher/6.7-homework-packet-level-1.docx
+++ b/lessons/6-7/downloads/reveal/teacher/6.7-homework-packet-level-1.docx
@@ -78,14 +78,15 @@
           <w:caps/>
           <w:color w:val="003A70"/>
           <w:spacing w:val="12"/>
-          <w:sz w:val="21"/>
+          <w:sz w:val="22"/>
           <w:szCs w:val="21"/>
         </w:rPr>
-        <w:t xml:space="preserve">Lesson 6-7  ·  Homework Packet  ·  Level 1  ·  Sheet 1 of 2</w:t>
+        <w:t xml:space="preserve">Lesson 6-7  ·  Homework Packet  ·  Supported  ·  Session 1 · pages 1–2</w:t>
       </w:r>
     </w:p>
     <w:p>
       <w:pPr>
+        <w:pStyle w:val="Heading1"/>
         <w:keepNext/>
         <w:spacing w:before="0" w:after="10" w:line="240" w:lineRule="auto"/>
       </w:pPr>
@@ -111,7 +112,7 @@
         <w:rPr>
           <w:rFonts w:ascii="Avenir Next" w:hAnsi="Avenir Next" w:cs="Avenir Next" w:eastAsia="Avenir Next"/>
           <w:color w:val="5A5F66"/>
-          <w:sz w:val="17"/>
+          <w:sz w:val="22"/>
           <w:szCs w:val="17"/>
         </w:rPr>
         <w:t xml:space="preserve">Maryland Standard 6.NS.B.4   ·   Learning target — I can list the factors of two numbers and find their greatest common factor.</w:t>
@@ -158,6 +159,7 @@
           </w:tcPr>
           <w:p>
             <w:pPr>
+              <w:pStyle w:val="Heading2"/>
               <w:spacing w:before="0" w:after="40" w:line="264" w:lineRule="auto"/>
             </w:pPr>
             <w:r>
@@ -185,25 +187,25 @@
                 <w:rFonts w:ascii="Avenir Next" w:hAnsi="Avenir Next" w:cs="Avenir Next" w:eastAsia="Avenir Next"/>
                 <w:b/>
                 <w:color w:val="003A70"/>
+                <w:sz w:val="22"/>
+                <w:szCs w:val="18"/>
+              </w:rPr>
+              <w:t xml:space="preserve">•</w:t>
+            </w:r>
+            <w:r>
+              <w:rPr>
+                <w:rFonts w:ascii="Avenir Next" w:hAnsi="Avenir Next" w:cs="Avenir Next" w:eastAsia="Avenir Next"/>
+                <w:color w:val="1A1A1A"/>
                 <w:sz w:val="18"/>
                 <w:szCs w:val="18"/>
               </w:rPr>
-              <w:t xml:space="preserve">•</w:t>
-            </w:r>
-            <w:r>
-              <w:rPr>
-                <w:rFonts w:ascii="Avenir Next" w:hAnsi="Avenir Next" w:cs="Avenir Next" w:eastAsia="Avenir Next"/>
-                <w:color w:val="1A1A1A"/>
-                <w:sz w:val="18"/>
-                <w:szCs w:val="18"/>
-              </w:rPr>
               <w:tab/>
             </w:r>
             <w:r>
               <w:rPr>
                 <w:rFonts w:ascii="Avenir Next" w:hAnsi="Avenir Next" w:cs="Avenir Next" w:eastAsia="Avenir Next"/>
                 <w:color w:val="1A1A1A"/>
-                <w:sz w:val="18"/>
+                <w:sz w:val="22"/>
                 <w:szCs w:val="18"/>
               </w:rPr>
               <w:t xml:space="preserve">A </w:t>
@@ -213,7 +215,7 @@
                 <w:rFonts w:ascii="Avenir Next" w:hAnsi="Avenir Next" w:cs="Avenir Next" w:eastAsia="Avenir Next"/>
                 <w:b/>
                 <w:color w:val="1A1A1A"/>
-                <w:sz w:val="18"/>
+                <w:sz w:val="22"/>
                 <w:szCs w:val="18"/>
               </w:rPr>
               <w:t xml:space="preserve">factor</w:t>
@@ -222,7 +224,7 @@
               <w:rPr>
                 <w:rFonts w:ascii="Avenir Next" w:hAnsi="Avenir Next" w:cs="Avenir Next" w:eastAsia="Avenir Next"/>
                 <w:color w:val="1A1A1A"/>
-                <w:sz w:val="18"/>
+                <w:sz w:val="22"/>
                 <w:szCs w:val="18"/>
               </w:rPr>
               <w:t xml:space="preserve"> divides a number with no remainder. Find factors in pairs: 18 = 1 × 18 = 2 × 9 = 3 × 6.</w:t>
@@ -241,25 +243,25 @@
                 <w:rFonts w:ascii="Avenir Next" w:hAnsi="Avenir Next" w:cs="Avenir Next" w:eastAsia="Avenir Next"/>
                 <w:b/>
                 <w:color w:val="003A70"/>
+                <w:sz w:val="22"/>
+                <w:szCs w:val="18"/>
+              </w:rPr>
+              <w:t xml:space="preserve">•</w:t>
+            </w:r>
+            <w:r>
+              <w:rPr>
+                <w:rFonts w:ascii="Avenir Next" w:hAnsi="Avenir Next" w:cs="Avenir Next" w:eastAsia="Avenir Next"/>
+                <w:color w:val="1A1A1A"/>
                 <w:sz w:val="18"/>
                 <w:szCs w:val="18"/>
               </w:rPr>
-              <w:t xml:space="preserve">•</w:t>
-            </w:r>
-            <w:r>
-              <w:rPr>
-                <w:rFonts w:ascii="Avenir Next" w:hAnsi="Avenir Next" w:cs="Avenir Next" w:eastAsia="Avenir Next"/>
-                <w:color w:val="1A1A1A"/>
-                <w:sz w:val="18"/>
-                <w:szCs w:val="18"/>
-              </w:rPr>
               <w:tab/>
             </w:r>
             <w:r>
               <w:rPr>
                 <w:rFonts w:ascii="Avenir Next" w:hAnsi="Avenir Next" w:cs="Avenir Next" w:eastAsia="Avenir Next"/>
                 <w:color w:val="1A1A1A"/>
-                <w:sz w:val="18"/>
+                <w:sz w:val="22"/>
                 <w:szCs w:val="18"/>
               </w:rPr>
               <w:t xml:space="preserve">The </w:t>
@@ -269,7 +271,7 @@
                 <w:rFonts w:ascii="Avenir Next" w:hAnsi="Avenir Next" w:cs="Avenir Next" w:eastAsia="Avenir Next"/>
                 <w:b/>
                 <w:color w:val="1A1A1A"/>
-                <w:sz w:val="18"/>
+                <w:sz w:val="22"/>
                 <w:szCs w:val="18"/>
               </w:rPr>
               <w:t xml:space="preserve">greatest common factor</w:t>
@@ -278,7 +280,7 @@
               <w:rPr>
                 <w:rFonts w:ascii="Avenir Next" w:hAnsi="Avenir Next" w:cs="Avenir Next" w:eastAsia="Avenir Next"/>
                 <w:color w:val="1A1A1A"/>
-                <w:sz w:val="18"/>
+                <w:sz w:val="22"/>
                 <w:szCs w:val="18"/>
               </w:rPr>
               <w:t xml:space="preserve"> (GCF) is the greatest factor that two numbers share.</w:t>
@@ -297,25 +299,25 @@
                 <w:rFonts w:ascii="Avenir Next" w:hAnsi="Avenir Next" w:cs="Avenir Next" w:eastAsia="Avenir Next"/>
                 <w:b/>
                 <w:color w:val="003A70"/>
+                <w:sz w:val="22"/>
+                <w:szCs w:val="18"/>
+              </w:rPr>
+              <w:t xml:space="preserve">•</w:t>
+            </w:r>
+            <w:r>
+              <w:rPr>
+                <w:rFonts w:ascii="Avenir Next" w:hAnsi="Avenir Next" w:cs="Avenir Next" w:eastAsia="Avenir Next"/>
+                <w:color w:val="1A1A1A"/>
                 <w:sz w:val="18"/>
                 <w:szCs w:val="18"/>
               </w:rPr>
-              <w:t xml:space="preserve">•</w:t>
-            </w:r>
-            <w:r>
-              <w:rPr>
-                <w:rFonts w:ascii="Avenir Next" w:hAnsi="Avenir Next" w:cs="Avenir Next" w:eastAsia="Avenir Next"/>
-                <w:color w:val="1A1A1A"/>
-                <w:sz w:val="18"/>
-                <w:szCs w:val="18"/>
-              </w:rPr>
               <w:tab/>
             </w:r>
             <w:r>
               <w:rPr>
                 <w:rFonts w:ascii="Avenir Next" w:hAnsi="Avenir Next" w:cs="Avenir Next" w:eastAsia="Avenir Next"/>
                 <w:color w:val="1A1A1A"/>
-                <w:sz w:val="18"/>
+                <w:sz w:val="22"/>
                 <w:szCs w:val="18"/>
               </w:rPr>
               <w:t xml:space="preserve">Use the GCF to make the </w:t>
@@ -325,7 +327,7 @@
                 <w:rFonts w:ascii="Avenir Next" w:hAnsi="Avenir Next" w:cs="Avenir Next" w:eastAsia="Avenir Next"/>
                 <w:b/>
                 <w:color w:val="1A1A1A"/>
-                <w:sz w:val="18"/>
+                <w:sz w:val="22"/>
                 <w:szCs w:val="18"/>
               </w:rPr>
               <w:t xml:space="preserve">greatest number of identical groups</w:t>
@@ -334,7 +336,7 @@
               <w:rPr>
                 <w:rFonts w:ascii="Avenir Next" w:hAnsi="Avenir Next" w:cs="Avenir Next" w:eastAsia="Avenir Next"/>
                 <w:color w:val="1A1A1A"/>
-                <w:sz w:val="18"/>
+                <w:sz w:val="22"/>
                 <w:szCs w:val="18"/>
               </w:rPr>
               <w:t xml:space="preserve"> with nothing left over.</w:t>
@@ -349,6 +351,7 @@
           </w:tcPr>
           <w:p>
             <w:pPr>
+              <w:pStyle w:val="Heading2"/>
               <w:spacing w:before="0" w:after="40" w:line="264" w:lineRule="auto"/>
             </w:pPr>
             <w:r>
@@ -371,7 +374,7 @@
               <w:rPr>
                 <w:rFonts w:ascii="Avenir Next" w:hAnsi="Avenir Next" w:cs="Avenir Next" w:eastAsia="Avenir Next"/>
                 <w:color w:val="1A1A1A"/>
-                <w:sz w:val="17"/>
+                <w:sz w:val="22"/>
                 <w:szCs w:val="17"/>
               </w:rPr>
               <w:t xml:space="preserve">Find the GCF of 24 and 36.</w:t>
@@ -390,25 +393,25 @@
                 <w:rFonts w:ascii="Avenir Next" w:hAnsi="Avenir Next" w:cs="Avenir Next" w:eastAsia="Avenir Next"/>
                 <w:b/>
                 <w:color w:val="003A70"/>
+                <w:sz w:val="22"/>
+                <w:szCs w:val="17"/>
+              </w:rPr>
+              <w:t xml:space="preserve">Step 1</w:t>
+            </w:r>
+            <w:r>
+              <w:rPr>
+                <w:rFonts w:ascii="Avenir Next" w:hAnsi="Avenir Next" w:cs="Avenir Next" w:eastAsia="Avenir Next"/>
+                <w:color w:val="1A1A1A"/>
                 <w:sz w:val="17"/>
                 <w:szCs w:val="17"/>
               </w:rPr>
-              <w:t xml:space="preserve">Step 1</w:t>
-            </w:r>
-            <w:r>
-              <w:rPr>
-                <w:rFonts w:ascii="Avenir Next" w:hAnsi="Avenir Next" w:cs="Avenir Next" w:eastAsia="Avenir Next"/>
-                <w:color w:val="1A1A1A"/>
-                <w:sz w:val="17"/>
-                <w:szCs w:val="17"/>
-              </w:rPr>
               <w:tab/>
             </w:r>
             <w:r>
               <w:rPr>
                 <w:rFonts w:ascii="Avenir Next" w:hAnsi="Avenir Next" w:cs="Avenir Next" w:eastAsia="Avenir Next"/>
                 <w:color w:val="1A1A1A"/>
-                <w:sz w:val="17"/>
+                <w:sz w:val="22"/>
                 <w:szCs w:val="17"/>
               </w:rPr>
               <w:t xml:space="preserve">Factors of 24: 1, 2, 3, 4, 6, 8, 12, 24</w:t>
@@ -427,25 +430,25 @@
                 <w:rFonts w:ascii="Avenir Next" w:hAnsi="Avenir Next" w:cs="Avenir Next" w:eastAsia="Avenir Next"/>
                 <w:b/>
                 <w:color w:val="003A70"/>
+                <w:sz w:val="22"/>
+                <w:szCs w:val="17"/>
+              </w:rPr>
+              <w:t xml:space="preserve">Step 2</w:t>
+            </w:r>
+            <w:r>
+              <w:rPr>
+                <w:rFonts w:ascii="Avenir Next" w:hAnsi="Avenir Next" w:cs="Avenir Next" w:eastAsia="Avenir Next"/>
+                <w:color w:val="1A1A1A"/>
                 <w:sz w:val="17"/>
                 <w:szCs w:val="17"/>
               </w:rPr>
-              <w:t xml:space="preserve">Step 2</w:t>
-            </w:r>
-            <w:r>
-              <w:rPr>
-                <w:rFonts w:ascii="Avenir Next" w:hAnsi="Avenir Next" w:cs="Avenir Next" w:eastAsia="Avenir Next"/>
-                <w:color w:val="1A1A1A"/>
-                <w:sz w:val="17"/>
-                <w:szCs w:val="17"/>
-              </w:rPr>
               <w:tab/>
             </w:r>
             <w:r>
               <w:rPr>
                 <w:rFonts w:ascii="Avenir Next" w:hAnsi="Avenir Next" w:cs="Avenir Next" w:eastAsia="Avenir Next"/>
                 <w:color w:val="1A1A1A"/>
-                <w:sz w:val="17"/>
+                <w:sz w:val="22"/>
                 <w:szCs w:val="17"/>
               </w:rPr>
               <w:t xml:space="preserve">Factors of 36: 1, 2, 3, 4, 6, 9, 12, 18, 36</w:t>
@@ -464,25 +467,25 @@
                 <w:rFonts w:ascii="Avenir Next" w:hAnsi="Avenir Next" w:cs="Avenir Next" w:eastAsia="Avenir Next"/>
                 <w:b/>
                 <w:color w:val="003A70"/>
+                <w:sz w:val="22"/>
+                <w:szCs w:val="17"/>
+              </w:rPr>
+              <w:t xml:space="preserve">Step 3</w:t>
+            </w:r>
+            <w:r>
+              <w:rPr>
+                <w:rFonts w:ascii="Avenir Next" w:hAnsi="Avenir Next" w:cs="Avenir Next" w:eastAsia="Avenir Next"/>
+                <w:color w:val="1A1A1A"/>
                 <w:sz w:val="17"/>
                 <w:szCs w:val="17"/>
               </w:rPr>
-              <w:t xml:space="preserve">Step 3</w:t>
-            </w:r>
-            <w:r>
-              <w:rPr>
-                <w:rFonts w:ascii="Avenir Next" w:hAnsi="Avenir Next" w:cs="Avenir Next" w:eastAsia="Avenir Next"/>
-                <w:color w:val="1A1A1A"/>
-                <w:sz w:val="17"/>
-                <w:szCs w:val="17"/>
-              </w:rPr>
               <w:tab/>
             </w:r>
             <w:r>
               <w:rPr>
                 <w:rFonts w:ascii="Avenir Next" w:hAnsi="Avenir Next" w:cs="Avenir Next" w:eastAsia="Avenir Next"/>
                 <w:color w:val="1A1A1A"/>
-                <w:sz w:val="17"/>
+                <w:sz w:val="22"/>
                 <w:szCs w:val="17"/>
               </w:rPr>
               <w:t xml:space="preserve">Common factors: 1, 2, 3, 4, 6, 12. The greatest is 12.</w:t>
@@ -501,18 +504,18 @@
                 <w:rFonts w:ascii="Avenir Next" w:hAnsi="Avenir Next" w:cs="Avenir Next" w:eastAsia="Avenir Next"/>
                 <w:b/>
                 <w:color w:val="1A1A1A"/>
+                <w:sz w:val="22"/>
+                <w:szCs w:val="17"/>
+              </w:rPr>
+              <w:t xml:space="preserve">Answer</w:t>
+            </w:r>
+            <w:r>
+              <w:rPr>
+                <w:rFonts w:ascii="Avenir Next" w:hAnsi="Avenir Next" w:cs="Avenir Next" w:eastAsia="Avenir Next"/>
+                <w:color w:val="1A1A1A"/>
                 <w:sz w:val="17"/>
                 <w:szCs w:val="17"/>
               </w:rPr>
-              <w:t xml:space="preserve">Answer</w:t>
-            </w:r>
-            <w:r>
-              <w:rPr>
-                <w:rFonts w:ascii="Avenir Next" w:hAnsi="Avenir Next" w:cs="Avenir Next" w:eastAsia="Avenir Next"/>
-                <w:color w:val="1A1A1A"/>
-                <w:sz w:val="17"/>
-                <w:szCs w:val="17"/>
-              </w:rPr>
               <w:tab/>
             </w:r>
             <w:r>
@@ -520,7 +523,7 @@
                 <w:rFonts w:ascii="Avenir Next" w:hAnsi="Avenir Next" w:cs="Avenir Next" w:eastAsia="Avenir Next"/>
                 <w:b/>
                 <w:color w:val="1A1A1A"/>
-                <w:sz w:val="17"/>
+                <w:sz w:val="22"/>
                 <w:szCs w:val="17"/>
               </w:rPr>
               <w:t xml:space="preserve">GCF = 12</w:t>
@@ -570,6 +573,7 @@
           </w:tcPr>
           <w:p>
             <w:pPr>
+              <w:pStyle w:val="Heading2"/>
               <w:spacing w:before="0" w:after="40" w:line="264" w:lineRule="auto"/>
             </w:pPr>
             <w:r>
@@ -593,7 +597,7 @@
                 <w:rFonts w:ascii="Avenir Next" w:hAnsi="Avenir Next" w:cs="Avenir Next" w:eastAsia="Avenir Next"/>
                 <w:b/>
                 <w:color w:val="1A1A1A"/>
-                <w:sz w:val="21"/>
+                <w:sz w:val="22"/>
                 <w:szCs w:val="21"/>
               </w:rPr>
               <w:t xml:space="preserve">factor</w:t>
@@ -602,7 +606,7 @@
               <w:rPr>
                 <w:rFonts w:ascii="Avenir Next" w:hAnsi="Avenir Next" w:cs="Avenir Next" w:eastAsia="Avenir Next"/>
                 <w:color w:val="5A5F66"/>
-                <w:sz w:val="21"/>
+                <w:sz w:val="22"/>
                 <w:szCs w:val="21"/>
               </w:rPr>
               <w:t xml:space="preserve"> — </w:t>
@@ -611,7 +615,7 @@
               <w:rPr>
                 <w:rFonts w:ascii="Avenir Next" w:hAnsi="Avenir Next" w:cs="Avenir Next" w:eastAsia="Avenir Next"/>
                 <w:color w:val="1A1A1A"/>
-                <w:sz w:val="21"/>
+                <w:sz w:val="22"/>
                 <w:szCs w:val="21"/>
               </w:rPr>
               <w:t xml:space="preserve">a number that divides another number evenly</w:t>
@@ -626,7 +630,7 @@
                 <w:rFonts w:ascii="Avenir Next" w:hAnsi="Avenir Next" w:cs="Avenir Next" w:eastAsia="Avenir Next"/>
                 <w:b/>
                 <w:color w:val="1A1A1A"/>
-                <w:sz w:val="21"/>
+                <w:sz w:val="22"/>
                 <w:szCs w:val="21"/>
               </w:rPr>
               <w:t xml:space="preserve">common factor</w:t>
@@ -635,7 +639,7 @@
               <w:rPr>
                 <w:rFonts w:ascii="Avenir Next" w:hAnsi="Avenir Next" w:cs="Avenir Next" w:eastAsia="Avenir Next"/>
                 <w:color w:val="5A5F66"/>
-                <w:sz w:val="21"/>
+                <w:sz w:val="22"/>
                 <w:szCs w:val="21"/>
               </w:rPr>
               <w:t xml:space="preserve"> — </w:t>
@@ -644,7 +648,7 @@
               <w:rPr>
                 <w:rFonts w:ascii="Avenir Next" w:hAnsi="Avenir Next" w:cs="Avenir Next" w:eastAsia="Avenir Next"/>
                 <w:color w:val="1A1A1A"/>
-                <w:sz w:val="21"/>
+                <w:sz w:val="22"/>
                 <w:szCs w:val="21"/>
               </w:rPr>
               <w:t xml:space="preserve">a factor both numbers have</w:t>
@@ -670,7 +674,7 @@
                 <w:rFonts w:ascii="Avenir Next" w:hAnsi="Avenir Next" w:cs="Avenir Next" w:eastAsia="Avenir Next"/>
                 <w:b/>
                 <w:color w:val="1A1A1A"/>
-                <w:sz w:val="21"/>
+                <w:sz w:val="22"/>
                 <w:szCs w:val="21"/>
               </w:rPr>
               <w:t xml:space="preserve">GCF</w:t>
@@ -679,7 +683,7 @@
               <w:rPr>
                 <w:rFonts w:ascii="Avenir Next" w:hAnsi="Avenir Next" w:cs="Avenir Next" w:eastAsia="Avenir Next"/>
                 <w:color w:val="5A5F66"/>
-                <w:sz w:val="21"/>
+                <w:sz w:val="22"/>
                 <w:szCs w:val="21"/>
               </w:rPr>
               <w:t xml:space="preserve"> — </w:t>
@@ -688,7 +692,7 @@
               <w:rPr>
                 <w:rFonts w:ascii="Avenir Next" w:hAnsi="Avenir Next" w:cs="Avenir Next" w:eastAsia="Avenir Next"/>
                 <w:color w:val="1A1A1A"/>
-                <w:sz w:val="21"/>
+                <w:sz w:val="22"/>
                 <w:szCs w:val="21"/>
               </w:rPr>
               <w:t xml:space="preserve">the biggest factor both numbers share</w:t>
@@ -703,7 +707,7 @@
                 <w:rFonts w:ascii="Avenir Next" w:hAnsi="Avenir Next" w:cs="Avenir Next" w:eastAsia="Avenir Next"/>
                 <w:b/>
                 <w:color w:val="1A1A1A"/>
-                <w:sz w:val="21"/>
+                <w:sz w:val="22"/>
                 <w:szCs w:val="21"/>
               </w:rPr>
               <w:t xml:space="preserve">prime</w:t>
@@ -712,7 +716,7 @@
               <w:rPr>
                 <w:rFonts w:ascii="Avenir Next" w:hAnsi="Avenir Next" w:cs="Avenir Next" w:eastAsia="Avenir Next"/>
                 <w:color w:val="5A5F66"/>
-                <w:sz w:val="21"/>
+                <w:sz w:val="22"/>
                 <w:szCs w:val="21"/>
               </w:rPr>
               <w:t xml:space="preserve"> — </w:t>
@@ -721,7 +725,7 @@
               <w:rPr>
                 <w:rFonts w:ascii="Avenir Next" w:hAnsi="Avenir Next" w:cs="Avenir Next" w:eastAsia="Avenir Next"/>
                 <w:color w:val="1A1A1A"/>
-                <w:sz w:val="21"/>
+                <w:sz w:val="22"/>
                 <w:szCs w:val="21"/>
               </w:rPr>
               <w:t xml:space="preserve">a number with only two factors: 1 and itself</w:t>
@@ -732,6 +736,7 @@
     </w:tbl>
     <w:p>
       <w:pPr>
+        <w:pStyle w:val="Heading2"/>
         <w:keepNext/>
         <w:pBdr>
           <w:bottom w:val="single" w:sz="8" w:space="3" w:color="003A70"/>
@@ -747,7 +752,7 @@
           <w:b/>
           <w:color w:val="003A70"/>
           <w:spacing w:val="14"/>
-          <w:sz w:val="21"/>
+          <w:sz w:val="22"/>
           <w:szCs w:val="21"/>
         </w:rPr>
         <w:t xml:space="preserve">PRACTICE</w:t>
@@ -766,7 +771,7 @@
           <w:rFonts w:ascii="Avenir Next" w:hAnsi="Avenir Next" w:cs="Avenir Next" w:eastAsia="Avenir Next"/>
           <w:i/>
           <w:color w:val="5A5F66"/>
-          <w:sz w:val="17"/>
+          <w:sz w:val="22"/>
           <w:szCs w:val="17"/>
         </w:rPr>
         <w:t xml:space="preserve">show your work · label units</w:t>
@@ -862,25 +867,25 @@
                 <w:rFonts w:ascii="Avenir Next" w:hAnsi="Avenir Next" w:cs="Avenir Next" w:eastAsia="Avenir Next"/>
                 <w:b/>
                 <w:color w:val="003A70"/>
+                <w:sz w:val="22"/>
+                <w:szCs w:val="18"/>
+              </w:rPr>
+              <w:t xml:space="preserve">Step 1</w:t>
+            </w:r>
+            <w:r>
+              <w:rPr>
+                <w:rFonts w:ascii="Avenir Next" w:hAnsi="Avenir Next" w:cs="Avenir Next" w:eastAsia="Avenir Next"/>
+                <w:color w:val="1A1A1A"/>
                 <w:sz w:val="18"/>
                 <w:szCs w:val="18"/>
               </w:rPr>
-              <w:t xml:space="preserve">Step 1</w:t>
-            </w:r>
-            <w:r>
-              <w:rPr>
-                <w:rFonts w:ascii="Avenir Next" w:hAnsi="Avenir Next" w:cs="Avenir Next" w:eastAsia="Avenir Next"/>
-                <w:color w:val="1A1A1A"/>
-                <w:sz w:val="18"/>
-                <w:szCs w:val="18"/>
-              </w:rPr>
               <w:tab/>
             </w:r>
             <w:r>
               <w:rPr>
                 <w:rFonts w:ascii="Avenir Next" w:hAnsi="Avenir Next" w:cs="Avenir Next" w:eastAsia="Avenir Next"/>
                 <w:color w:val="1A1A1A"/>
-                <w:sz w:val="21"/>
+                <w:sz w:val="22"/>
                 <w:szCs w:val="21"/>
               </w:rPr>
               <w:t xml:space="preserve">Start with 1 and the number itself.</w:t>
@@ -900,25 +905,25 @@
                 <w:rFonts w:ascii="Avenir Next" w:hAnsi="Avenir Next" w:cs="Avenir Next" w:eastAsia="Avenir Next"/>
                 <w:b/>
                 <w:color w:val="003A70"/>
+                <w:sz w:val="22"/>
+                <w:szCs w:val="18"/>
+              </w:rPr>
+              <w:t xml:space="preserve">Step 2</w:t>
+            </w:r>
+            <w:r>
+              <w:rPr>
+                <w:rFonts w:ascii="Avenir Next" w:hAnsi="Avenir Next" w:cs="Avenir Next" w:eastAsia="Avenir Next"/>
+                <w:color w:val="1A1A1A"/>
                 <w:sz w:val="18"/>
                 <w:szCs w:val="18"/>
               </w:rPr>
-              <w:t xml:space="preserve">Step 2</w:t>
-            </w:r>
-            <w:r>
-              <w:rPr>
-                <w:rFonts w:ascii="Avenir Next" w:hAnsi="Avenir Next" w:cs="Avenir Next" w:eastAsia="Avenir Next"/>
-                <w:color w:val="1A1A1A"/>
-                <w:sz w:val="18"/>
-                <w:szCs w:val="18"/>
-              </w:rPr>
               <w:tab/>
             </w:r>
             <w:r>
               <w:rPr>
                 <w:rFonts w:ascii="Avenir Next" w:hAnsi="Avenir Next" w:cs="Avenir Next" w:eastAsia="Avenir Next"/>
                 <w:color w:val="1A1A1A"/>
-                <w:sz w:val="21"/>
+                <w:sz w:val="22"/>
                 <w:szCs w:val="21"/>
               </w:rPr>
               <w:t xml:space="preserve">Try 2, 3, 4, … and write each pair that multiplies to the number.</w:t>
@@ -1444,25 +1449,25 @@
                 <w:rFonts w:ascii="Avenir Next" w:hAnsi="Avenir Next" w:cs="Avenir Next" w:eastAsia="Avenir Next"/>
                 <w:b/>
                 <w:color w:val="003A70"/>
+                <w:sz w:val="22"/>
+                <w:szCs w:val="18"/>
+              </w:rPr>
+              <w:t xml:space="preserve">Step 1</w:t>
+            </w:r>
+            <w:r>
+              <w:rPr>
+                <w:rFonts w:ascii="Avenir Next" w:hAnsi="Avenir Next" w:cs="Avenir Next" w:eastAsia="Avenir Next"/>
+                <w:color w:val="1A1A1A"/>
                 <w:sz w:val="18"/>
                 <w:szCs w:val="18"/>
               </w:rPr>
-              <w:t xml:space="preserve">Step 1</w:t>
-            </w:r>
-            <w:r>
-              <w:rPr>
-                <w:rFonts w:ascii="Avenir Next" w:hAnsi="Avenir Next" w:cs="Avenir Next" w:eastAsia="Avenir Next"/>
-                <w:color w:val="1A1A1A"/>
-                <w:sz w:val="18"/>
-                <w:szCs w:val="18"/>
-              </w:rPr>
               <w:tab/>
             </w:r>
             <w:r>
               <w:rPr>
                 <w:rFonts w:ascii="Avenir Next" w:hAnsi="Avenir Next" w:cs="Avenir Next" w:eastAsia="Avenir Next"/>
                 <w:color w:val="1A1A1A"/>
-                <w:sz w:val="21"/>
+                <w:sz w:val="22"/>
                 <w:szCs w:val="21"/>
               </w:rPr>
               <w:t xml:space="preserve">List the factors of each number.</w:t>
@@ -1482,25 +1487,25 @@
                 <w:rFonts w:ascii="Avenir Next" w:hAnsi="Avenir Next" w:cs="Avenir Next" w:eastAsia="Avenir Next"/>
                 <w:b/>
                 <w:color w:val="003A70"/>
+                <w:sz w:val="22"/>
+                <w:szCs w:val="18"/>
+              </w:rPr>
+              <w:t xml:space="preserve">Step 2</w:t>
+            </w:r>
+            <w:r>
+              <w:rPr>
+                <w:rFonts w:ascii="Avenir Next" w:hAnsi="Avenir Next" w:cs="Avenir Next" w:eastAsia="Avenir Next"/>
+                <w:color w:val="1A1A1A"/>
                 <w:sz w:val="18"/>
                 <w:szCs w:val="18"/>
               </w:rPr>
-              <w:t xml:space="preserve">Step 2</w:t>
-            </w:r>
-            <w:r>
-              <w:rPr>
-                <w:rFonts w:ascii="Avenir Next" w:hAnsi="Avenir Next" w:cs="Avenir Next" w:eastAsia="Avenir Next"/>
-                <w:color w:val="1A1A1A"/>
-                <w:sz w:val="18"/>
-                <w:szCs w:val="18"/>
-              </w:rPr>
               <w:tab/>
             </w:r>
             <w:r>
               <w:rPr>
                 <w:rFonts w:ascii="Avenir Next" w:hAnsi="Avenir Next" w:cs="Avenir Next" w:eastAsia="Avenir Next"/>
                 <w:color w:val="1A1A1A"/>
-                <w:sz w:val="21"/>
+                <w:sz w:val="22"/>
                 <w:szCs w:val="21"/>
               </w:rPr>
               <w:t xml:space="preserve">Circle the factors that are in both lists.</w:t>
@@ -1520,25 +1525,25 @@
                 <w:rFonts w:ascii="Avenir Next" w:hAnsi="Avenir Next" w:cs="Avenir Next" w:eastAsia="Avenir Next"/>
                 <w:b/>
                 <w:color w:val="003A70"/>
+                <w:sz w:val="22"/>
+                <w:szCs w:val="18"/>
+              </w:rPr>
+              <w:t xml:space="preserve">Step 3</w:t>
+            </w:r>
+            <w:r>
+              <w:rPr>
+                <w:rFonts w:ascii="Avenir Next" w:hAnsi="Avenir Next" w:cs="Avenir Next" w:eastAsia="Avenir Next"/>
+                <w:color w:val="1A1A1A"/>
                 <w:sz w:val="18"/>
                 <w:szCs w:val="18"/>
               </w:rPr>
-              <w:t xml:space="preserve">Step 3</w:t>
-            </w:r>
-            <w:r>
-              <w:rPr>
-                <w:rFonts w:ascii="Avenir Next" w:hAnsi="Avenir Next" w:cs="Avenir Next" w:eastAsia="Avenir Next"/>
-                <w:color w:val="1A1A1A"/>
-                <w:sz w:val="18"/>
-                <w:szCs w:val="18"/>
-              </w:rPr>
               <w:tab/>
             </w:r>
             <w:r>
               <w:rPr>
                 <w:rFonts w:ascii="Avenir Next" w:hAnsi="Avenir Next" w:cs="Avenir Next" w:eastAsia="Avenir Next"/>
                 <w:color w:val="1A1A1A"/>
-                <w:sz w:val="21"/>
+                <w:sz w:val="22"/>
                 <w:szCs w:val="21"/>
               </w:rPr>
               <w:t xml:space="preserve">Pick the biggest circled factor.</w:t>
@@ -2416,25 +2421,25 @@
                 <w:rFonts w:ascii="Avenir Next" w:hAnsi="Avenir Next" w:cs="Avenir Next" w:eastAsia="Avenir Next"/>
                 <w:b/>
                 <w:color w:val="003A70"/>
+                <w:sz w:val="22"/>
+                <w:szCs w:val="18"/>
+              </w:rPr>
+              <w:t xml:space="preserve">Step 1</w:t>
+            </w:r>
+            <w:r>
+              <w:rPr>
+                <w:rFonts w:ascii="Avenir Next" w:hAnsi="Avenir Next" w:cs="Avenir Next" w:eastAsia="Avenir Next"/>
+                <w:color w:val="1A1A1A"/>
                 <w:sz w:val="18"/>
                 <w:szCs w:val="18"/>
               </w:rPr>
-              <w:t xml:space="preserve">Step 1</w:t>
-            </w:r>
-            <w:r>
-              <w:rPr>
-                <w:rFonts w:ascii="Avenir Next" w:hAnsi="Avenir Next" w:cs="Avenir Next" w:eastAsia="Avenir Next"/>
-                <w:color w:val="1A1A1A"/>
-                <w:sz w:val="18"/>
-                <w:szCs w:val="18"/>
-              </w:rPr>
               <w:tab/>
             </w:r>
             <w:r>
               <w:rPr>
                 <w:rFonts w:ascii="Avenir Next" w:hAnsi="Avenir Next" w:cs="Avenir Next" w:eastAsia="Avenir Next"/>
                 <w:color w:val="1A1A1A"/>
-                <w:sz w:val="21"/>
+                <w:sz w:val="22"/>
                 <w:szCs w:val="21"/>
               </w:rPr>
               <w:t xml:space="preserve">Find the GCF of 36 and 54. That is the number of bags.</w:t>
@@ -2454,25 +2459,25 @@
                 <w:rFonts w:ascii="Avenir Next" w:hAnsi="Avenir Next" w:cs="Avenir Next" w:eastAsia="Avenir Next"/>
                 <w:b/>
                 <w:color w:val="003A70"/>
+                <w:sz w:val="22"/>
+                <w:szCs w:val="18"/>
+              </w:rPr>
+              <w:t xml:space="preserve">Step 2</w:t>
+            </w:r>
+            <w:r>
+              <w:rPr>
+                <w:rFonts w:ascii="Avenir Next" w:hAnsi="Avenir Next" w:cs="Avenir Next" w:eastAsia="Avenir Next"/>
+                <w:color w:val="1A1A1A"/>
                 <w:sz w:val="18"/>
                 <w:szCs w:val="18"/>
               </w:rPr>
-              <w:t xml:space="preserve">Step 2</w:t>
-            </w:r>
-            <w:r>
-              <w:rPr>
-                <w:rFonts w:ascii="Avenir Next" w:hAnsi="Avenir Next" w:cs="Avenir Next" w:eastAsia="Avenir Next"/>
-                <w:color w:val="1A1A1A"/>
-                <w:sz w:val="18"/>
-                <w:szCs w:val="18"/>
-              </w:rPr>
               <w:tab/>
             </w:r>
             <w:r>
               <w:rPr>
                 <w:rFonts w:ascii="Avenir Next" w:hAnsi="Avenir Next" w:cs="Avenir Next" w:eastAsia="Avenir Next"/>
                 <w:color w:val="1A1A1A"/>
-                <w:sz w:val="21"/>
+                <w:sz w:val="22"/>
                 <w:szCs w:val="21"/>
               </w:rPr>
               <w:t xml:space="preserve">Divide each number by the GCF to fill one bag.</w:t>
@@ -2549,7 +2554,7 @@
                 <w:rFonts w:ascii="Avenir Next" w:hAnsi="Avenir Next" w:cs="Avenir Next" w:eastAsia="Avenir Next"/>
                 <w:b/>
                 <w:color w:val="1A1A1A"/>
-                <w:sz w:val="18"/>
+                <w:sz w:val="22"/>
                 <w:szCs w:val="18"/>
               </w:rPr>
               <w:t xml:space="preserve">Answer</w:t>
@@ -2669,7 +2674,7 @@
                 <w:rFonts w:ascii="Avenir Next" w:hAnsi="Avenir Next" w:cs="Avenir Next" w:eastAsia="Avenir Next"/>
                 <w:b/>
                 <w:color w:val="003A70"/>
-                <w:sz w:val="17"/>
+                <w:sz w:val="22"/>
                 <w:szCs w:val="17"/>
               </w:rPr>
               <w:t xml:space="preserve">Frame  </w:t>
@@ -2679,10 +2684,30 @@
                 <w:rFonts w:ascii="Avenir Next" w:hAnsi="Avenir Next" w:cs="Avenir Next" w:eastAsia="Avenir Next"/>
                 <w:i/>
                 <w:color w:val="1A1A1A"/>
+                <w:sz w:val="22"/>
+                <w:szCs w:val="18"/>
+              </w:rPr>
+              <w:t xml:space="preserve">Hana is wrong because every number has the factor </w:t>
+            </w:r>
+            <w:r>
+              <w:rPr>
+                <w:rFonts w:ascii="Avenir Next" w:hAnsi="Avenir Next" w:cs="Avenir Next" w:eastAsia="Avenir Next"/>
+                <w:color w:val="1A1A1A"/>
                 <w:sz w:val="18"/>
                 <w:szCs w:val="18"/>
-              </w:rPr>
-              <w:t xml:space="preserve">Hana is wrong because every number has the factor </w:t>
+                <w:u w:val="single"/>
+              </w:rPr>
+              <w:t xml:space="preserve">      </w:t>
+            </w:r>
+            <w:r>
+              <w:rPr>
+                <w:rFonts w:ascii="Avenir Next" w:hAnsi="Avenir Next" w:cs="Avenir Next" w:eastAsia="Avenir Next"/>
+                <w:i/>
+                <w:color w:val="1A1A1A"/>
+                <w:sz w:val="22"/>
+                <w:szCs w:val="18"/>
+              </w:rPr>
+              <w:t xml:space="preserve">. So the GCF of 15 and 28 is </w:t>
             </w:r>
             <w:r>
               <w:rPr>
@@ -2699,27 +2724,7 @@
                 <w:rFonts w:ascii="Avenir Next" w:hAnsi="Avenir Next" w:cs="Avenir Next" w:eastAsia="Avenir Next"/>
                 <w:i/>
                 <w:color w:val="1A1A1A"/>
-                <w:sz w:val="18"/>
-                <w:szCs w:val="18"/>
-              </w:rPr>
-              <w:t xml:space="preserve">. So the GCF of 15 and 28 is </w:t>
-            </w:r>
-            <w:r>
-              <w:rPr>
-                <w:rFonts w:ascii="Avenir Next" w:hAnsi="Avenir Next" w:cs="Avenir Next" w:eastAsia="Avenir Next"/>
-                <w:color w:val="1A1A1A"/>
-                <w:sz w:val="18"/>
-                <w:szCs w:val="18"/>
-                <w:u w:val="single"/>
-              </w:rPr>
-              <w:t xml:space="preserve">      </w:t>
-            </w:r>
-            <w:r>
-              <w:rPr>
-                <w:rFonts w:ascii="Avenir Next" w:hAnsi="Avenir Next" w:cs="Avenir Next" w:eastAsia="Avenir Next"/>
-                <w:i/>
-                <w:color w:val="1A1A1A"/>
-                <w:sz w:val="18"/>
+                <w:sz w:val="22"/>
                 <w:szCs w:val="18"/>
               </w:rPr>
               <w:t xml:space="preserve">.</w:t>
@@ -2848,6 +2853,7 @@
           </w:tcPr>
           <w:p>
             <w:pPr>
+              <w:pStyle w:val="Heading2"/>
               <w:spacing w:before="0" w:after="0" w:line="240" w:lineRule="auto"/>
             </w:pPr>
             <w:r>
@@ -2885,7 +2891,7 @@
               <w:rPr>
                 <w:rFonts w:ascii="Avenir Next" w:hAnsi="Avenir Next" w:cs="Avenir Next" w:eastAsia="Avenir Next"/>
                 <w:color w:val="1A1A1A"/>
-                <w:sz w:val="17"/>
+                <w:sz w:val="22"/>
                 <w:szCs w:val="17"/>
               </w:rPr>
               <w:t xml:space="preserve">  I can do this on my own</w:t>
@@ -2914,7 +2920,7 @@
               <w:rPr>
                 <w:rFonts w:ascii="Avenir Next" w:hAnsi="Avenir Next" w:cs="Avenir Next" w:eastAsia="Avenir Next"/>
                 <w:color w:val="1A1A1A"/>
-                <w:sz w:val="17"/>
+                <w:sz w:val="22"/>
                 <w:szCs w:val="17"/>
               </w:rPr>
               <w:t xml:space="preserve">  I need a little help</w:t>
@@ -2943,7 +2949,7 @@
               <w:rPr>
                 <w:rFonts w:ascii="Avenir Next" w:hAnsi="Avenir Next" w:cs="Avenir Next" w:eastAsia="Avenir Next"/>
                 <w:color w:val="1A1A1A"/>
-                <w:sz w:val="17"/>
+                <w:sz w:val="22"/>
                 <w:szCs w:val="17"/>
               </w:rPr>
               <w:t xml:space="preserve">  I have a question about #</w:t>
@@ -2981,7 +2987,7 @@
         <w:rPr>
           <w:rFonts w:ascii="Avenir Next" w:hAnsi="Avenir Next" w:cs="Avenir Next" w:eastAsia="Avenir Next"/>
           <w:color w:val="5A5F66"/>
-          <w:sz w:val="17"/>
+          <w:sz w:val="22"/>
           <w:szCs w:val="17"/>
         </w:rPr>
         <w:t xml:space="preserve">Ask someone at home to name two numbers. Find their GCF together.</w:t>
@@ -3064,14 +3070,15 @@
           <w:caps/>
           <w:color w:val="003A70"/>
           <w:spacing w:val="12"/>
-          <w:sz w:val="21"/>
+          <w:sz w:val="22"/>
           <w:szCs w:val="21"/>
         </w:rPr>
-        <w:t xml:space="preserve">Lesson 6-7  ·  Homework Packet  ·  Level 1  ·  Sheet 2 of 2</w:t>
+        <w:t xml:space="preserve">Lesson 6-7  ·  Homework Packet  ·  Supported  ·  Session 2 · pages 3–4</w:t>
       </w:r>
     </w:p>
     <w:p>
       <w:pPr>
+        <w:pStyle w:val="Heading1"/>
         <w:keepNext/>
         <w:spacing w:before="0" w:after="10" w:line="240" w:lineRule="auto"/>
       </w:pPr>
@@ -3097,7 +3104,7 @@
         <w:rPr>
           <w:rFonts w:ascii="Avenir Next" w:hAnsi="Avenir Next" w:cs="Avenir Next" w:eastAsia="Avenir Next"/>
           <w:color w:val="5A5F66"/>
-          <w:sz w:val="17"/>
+          <w:sz w:val="22"/>
           <w:szCs w:val="17"/>
         </w:rPr>
         <w:t xml:space="preserve">Maryland Standard 6.NS.B.4   ·   Learning target — I can list multiples of two numbers and find their least common multiple.</w:t>
@@ -3144,6 +3151,7 @@
           </w:tcPr>
           <w:p>
             <w:pPr>
+              <w:pStyle w:val="Heading2"/>
               <w:spacing w:before="0" w:after="40" w:line="264" w:lineRule="auto"/>
             </w:pPr>
             <w:r>
@@ -3171,18 +3179,18 @@
                 <w:rFonts w:ascii="Avenir Next" w:hAnsi="Avenir Next" w:cs="Avenir Next" w:eastAsia="Avenir Next"/>
                 <w:b/>
                 <w:color w:val="003A70"/>
+                <w:sz w:val="22"/>
+                <w:szCs w:val="18"/>
+              </w:rPr>
+              <w:t xml:space="preserve">•</w:t>
+            </w:r>
+            <w:r>
+              <w:rPr>
+                <w:rFonts w:ascii="Avenir Next" w:hAnsi="Avenir Next" w:cs="Avenir Next" w:eastAsia="Avenir Next"/>
+                <w:color w:val="1A1A1A"/>
                 <w:sz w:val="18"/>
                 <w:szCs w:val="18"/>
               </w:rPr>
-              <w:t xml:space="preserve">•</w:t>
-            </w:r>
-            <w:r>
-              <w:rPr>
-                <w:rFonts w:ascii="Avenir Next" w:hAnsi="Avenir Next" w:cs="Avenir Next" w:eastAsia="Avenir Next"/>
-                <w:color w:val="1A1A1A"/>
-                <w:sz w:val="18"/>
-                <w:szCs w:val="18"/>
-              </w:rPr>
               <w:tab/>
             </w:r>
             <w:r>
@@ -3190,7 +3198,7 @@
                 <w:rFonts w:ascii="Avenir Next" w:hAnsi="Avenir Next" w:cs="Avenir Next" w:eastAsia="Avenir Next"/>
                 <w:b/>
                 <w:color w:val="1A1A1A"/>
-                <w:sz w:val="18"/>
+                <w:sz w:val="22"/>
                 <w:szCs w:val="18"/>
               </w:rPr>
               <w:t xml:space="preserve">Multiples</w:t>
@@ -3199,7 +3207,7 @@
               <w:rPr>
                 <w:rFonts w:ascii="Avenir Next" w:hAnsi="Avenir Next" w:cs="Avenir Next" w:eastAsia="Avenir Next"/>
                 <w:color w:val="1A1A1A"/>
-                <w:sz w:val="18"/>
+                <w:sz w:val="22"/>
                 <w:szCs w:val="18"/>
               </w:rPr>
               <w:t xml:space="preserve"> of a number come from skip-counting: 6, 12, 18, 24, …</w:t>
@@ -3218,25 +3226,25 @@
                 <w:rFonts w:ascii="Avenir Next" w:hAnsi="Avenir Next" w:cs="Avenir Next" w:eastAsia="Avenir Next"/>
                 <w:b/>
                 <w:color w:val="003A70"/>
+                <w:sz w:val="22"/>
+                <w:szCs w:val="18"/>
+              </w:rPr>
+              <w:t xml:space="preserve">•</w:t>
+            </w:r>
+            <w:r>
+              <w:rPr>
+                <w:rFonts w:ascii="Avenir Next" w:hAnsi="Avenir Next" w:cs="Avenir Next" w:eastAsia="Avenir Next"/>
+                <w:color w:val="1A1A1A"/>
                 <w:sz w:val="18"/>
                 <w:szCs w:val="18"/>
               </w:rPr>
-              <w:t xml:space="preserve">•</w:t>
-            </w:r>
-            <w:r>
-              <w:rPr>
-                <w:rFonts w:ascii="Avenir Next" w:hAnsi="Avenir Next" w:cs="Avenir Next" w:eastAsia="Avenir Next"/>
-                <w:color w:val="1A1A1A"/>
-                <w:sz w:val="18"/>
-                <w:szCs w:val="18"/>
-              </w:rPr>
               <w:tab/>
             </w:r>
             <w:r>
               <w:rPr>
                 <w:rFonts w:ascii="Avenir Next" w:hAnsi="Avenir Next" w:cs="Avenir Next" w:eastAsia="Avenir Next"/>
                 <w:color w:val="1A1A1A"/>
-                <w:sz w:val="18"/>
+                <w:sz w:val="22"/>
                 <w:szCs w:val="18"/>
               </w:rPr>
               <w:t xml:space="preserve">The </w:t>
@@ -3246,7 +3254,7 @@
                 <w:rFonts w:ascii="Avenir Next" w:hAnsi="Avenir Next" w:cs="Avenir Next" w:eastAsia="Avenir Next"/>
                 <w:b/>
                 <w:color w:val="1A1A1A"/>
-                <w:sz w:val="18"/>
+                <w:sz w:val="22"/>
                 <w:szCs w:val="18"/>
               </w:rPr>
               <w:t xml:space="preserve">least common multiple</w:t>
@@ -3255,7 +3263,7 @@
               <w:rPr>
                 <w:rFonts w:ascii="Avenir Next" w:hAnsi="Avenir Next" w:cs="Avenir Next" w:eastAsia="Avenir Next"/>
                 <w:color w:val="1A1A1A"/>
-                <w:sz w:val="18"/>
+                <w:sz w:val="22"/>
                 <w:szCs w:val="18"/>
               </w:rPr>
               <w:t xml:space="preserve"> (LCM) is the least number that is a multiple of both.</w:t>
@@ -3274,25 +3282,25 @@
                 <w:rFonts w:ascii="Avenir Next" w:hAnsi="Avenir Next" w:cs="Avenir Next" w:eastAsia="Avenir Next"/>
                 <w:b/>
                 <w:color w:val="003A70"/>
+                <w:sz w:val="22"/>
+                <w:szCs w:val="18"/>
+              </w:rPr>
+              <w:t xml:space="preserve">•</w:t>
+            </w:r>
+            <w:r>
+              <w:rPr>
+                <w:rFonts w:ascii="Avenir Next" w:hAnsi="Avenir Next" w:cs="Avenir Next" w:eastAsia="Avenir Next"/>
+                <w:color w:val="1A1A1A"/>
                 <w:sz w:val="18"/>
                 <w:szCs w:val="18"/>
               </w:rPr>
-              <w:t xml:space="preserve">•</w:t>
-            </w:r>
-            <w:r>
-              <w:rPr>
-                <w:rFonts w:ascii="Avenir Next" w:hAnsi="Avenir Next" w:cs="Avenir Next" w:eastAsia="Avenir Next"/>
-                <w:color w:val="1A1A1A"/>
-                <w:sz w:val="18"/>
-                <w:szCs w:val="18"/>
-              </w:rPr>
               <w:tab/>
             </w:r>
             <w:r>
               <w:rPr>
                 <w:rFonts w:ascii="Avenir Next" w:hAnsi="Avenir Next" w:cs="Avenir Next" w:eastAsia="Avenir Next"/>
                 <w:color w:val="1A1A1A"/>
-                <w:sz w:val="18"/>
+                <w:sz w:val="22"/>
                 <w:szCs w:val="18"/>
               </w:rPr>
               <w:t xml:space="preserve">Use the LCM when events </w:t>
@@ -3302,7 +3310,7 @@
                 <w:rFonts w:ascii="Avenir Next" w:hAnsi="Avenir Next" w:cs="Avenir Next" w:eastAsia="Avenir Next"/>
                 <w:b/>
                 <w:color w:val="1A1A1A"/>
-                <w:sz w:val="18"/>
+                <w:sz w:val="22"/>
                 <w:szCs w:val="18"/>
               </w:rPr>
               <w:t xml:space="preserve">happen together again</w:t>
@@ -3311,7 +3319,7 @@
               <w:rPr>
                 <w:rFonts w:ascii="Avenir Next" w:hAnsi="Avenir Next" w:cs="Avenir Next" w:eastAsia="Avenir Next"/>
                 <w:color w:val="1A1A1A"/>
-                <w:sz w:val="18"/>
+                <w:sz w:val="22"/>
                 <w:szCs w:val="18"/>
               </w:rPr>
               <w:t xml:space="preserve">, or to buy packs for </w:t>
@@ -3321,7 +3329,7 @@
                 <w:rFonts w:ascii="Avenir Next" w:hAnsi="Avenir Next" w:cs="Avenir Next" w:eastAsia="Avenir Next"/>
                 <w:b/>
                 <w:color w:val="1A1A1A"/>
-                <w:sz w:val="18"/>
+                <w:sz w:val="22"/>
                 <w:szCs w:val="18"/>
               </w:rPr>
               <w:t xml:space="preserve">equal amounts</w:t>
@@ -3330,7 +3338,7 @@
               <w:rPr>
                 <w:rFonts w:ascii="Avenir Next" w:hAnsi="Avenir Next" w:cs="Avenir Next" w:eastAsia="Avenir Next"/>
                 <w:color w:val="1A1A1A"/>
-                <w:sz w:val="18"/>
+                <w:sz w:val="22"/>
                 <w:szCs w:val="18"/>
               </w:rPr>
               <w:t xml:space="preserve">.</w:t>
@@ -3345,6 +3353,7 @@
           </w:tcPr>
           <w:p>
             <w:pPr>
+              <w:pStyle w:val="Heading2"/>
               <w:spacing w:before="0" w:after="40" w:line="264" w:lineRule="auto"/>
             </w:pPr>
             <w:r>
@@ -3367,7 +3376,7 @@
               <w:rPr>
                 <w:rFonts w:ascii="Avenir Next" w:hAnsi="Avenir Next" w:cs="Avenir Next" w:eastAsia="Avenir Next"/>
                 <w:color w:val="1A1A1A"/>
-                <w:sz w:val="17"/>
+                <w:sz w:val="22"/>
                 <w:szCs w:val="17"/>
               </w:rPr>
               <w:t xml:space="preserve">Find the LCM of 8 and 12.</w:t>
@@ -3386,25 +3395,25 @@
                 <w:rFonts w:ascii="Avenir Next" w:hAnsi="Avenir Next" w:cs="Avenir Next" w:eastAsia="Avenir Next"/>
                 <w:b/>
                 <w:color w:val="003A70"/>
+                <w:sz w:val="22"/>
+                <w:szCs w:val="17"/>
+              </w:rPr>
+              <w:t xml:space="preserve">Step 1</w:t>
+            </w:r>
+            <w:r>
+              <w:rPr>
+                <w:rFonts w:ascii="Avenir Next" w:hAnsi="Avenir Next" w:cs="Avenir Next" w:eastAsia="Avenir Next"/>
+                <w:color w:val="1A1A1A"/>
                 <w:sz w:val="17"/>
                 <w:szCs w:val="17"/>
               </w:rPr>
-              <w:t xml:space="preserve">Step 1</w:t>
-            </w:r>
-            <w:r>
-              <w:rPr>
-                <w:rFonts w:ascii="Avenir Next" w:hAnsi="Avenir Next" w:cs="Avenir Next" w:eastAsia="Avenir Next"/>
-                <w:color w:val="1A1A1A"/>
-                <w:sz w:val="17"/>
-                <w:szCs w:val="17"/>
-              </w:rPr>
               <w:tab/>
             </w:r>
             <w:r>
               <w:rPr>
                 <w:rFonts w:ascii="Avenir Next" w:hAnsi="Avenir Next" w:cs="Avenir Next" w:eastAsia="Avenir Next"/>
                 <w:color w:val="1A1A1A"/>
-                <w:sz w:val="17"/>
+                <w:sz w:val="22"/>
                 <w:szCs w:val="17"/>
               </w:rPr>
               <w:t xml:space="preserve">Multiples of 12: 12, 24, 36, …</w:t>
@@ -3423,25 +3432,25 @@
                 <w:rFonts w:ascii="Avenir Next" w:hAnsi="Avenir Next" w:cs="Avenir Next" w:eastAsia="Avenir Next"/>
                 <w:b/>
                 <w:color w:val="003A70"/>
+                <w:sz w:val="22"/>
+                <w:szCs w:val="17"/>
+              </w:rPr>
+              <w:t xml:space="preserve">Step 2</w:t>
+            </w:r>
+            <w:r>
+              <w:rPr>
+                <w:rFonts w:ascii="Avenir Next" w:hAnsi="Avenir Next" w:cs="Avenir Next" w:eastAsia="Avenir Next"/>
+                <w:color w:val="1A1A1A"/>
                 <w:sz w:val="17"/>
                 <w:szCs w:val="17"/>
               </w:rPr>
-              <w:t xml:space="preserve">Step 2</w:t>
-            </w:r>
-            <w:r>
-              <w:rPr>
-                <w:rFonts w:ascii="Avenir Next" w:hAnsi="Avenir Next" w:cs="Avenir Next" w:eastAsia="Avenir Next"/>
-                <w:color w:val="1A1A1A"/>
-                <w:sz w:val="17"/>
-                <w:szCs w:val="17"/>
-              </w:rPr>
               <w:tab/>
             </w:r>
             <w:r>
               <w:rPr>
                 <w:rFonts w:ascii="Avenir Next" w:hAnsi="Avenir Next" w:cs="Avenir Next" w:eastAsia="Avenir Next"/>
                 <w:color w:val="1A1A1A"/>
-                <w:sz w:val="17"/>
+                <w:sz w:val="22"/>
                 <w:szCs w:val="17"/>
               </w:rPr>
               <w:t xml:space="preserve">12 is not a multiple of 8. 24 is (8 × 3 = 24).</w:t>
@@ -3460,18 +3469,18 @@
                 <w:rFonts w:ascii="Avenir Next" w:hAnsi="Avenir Next" w:cs="Avenir Next" w:eastAsia="Avenir Next"/>
                 <w:b/>
                 <w:color w:val="1A1A1A"/>
+                <w:sz w:val="22"/>
+                <w:szCs w:val="17"/>
+              </w:rPr>
+              <w:t xml:space="preserve">Answer</w:t>
+            </w:r>
+            <w:r>
+              <w:rPr>
+                <w:rFonts w:ascii="Avenir Next" w:hAnsi="Avenir Next" w:cs="Avenir Next" w:eastAsia="Avenir Next"/>
+                <w:color w:val="1A1A1A"/>
                 <w:sz w:val="17"/>
                 <w:szCs w:val="17"/>
               </w:rPr>
-              <w:t xml:space="preserve">Answer</w:t>
-            </w:r>
-            <w:r>
-              <w:rPr>
-                <w:rFonts w:ascii="Avenir Next" w:hAnsi="Avenir Next" w:cs="Avenir Next" w:eastAsia="Avenir Next"/>
-                <w:color w:val="1A1A1A"/>
-                <w:sz w:val="17"/>
-                <w:szCs w:val="17"/>
-              </w:rPr>
               <w:tab/>
             </w:r>
             <w:r>
@@ -3479,7 +3488,7 @@
                 <w:rFonts w:ascii="Avenir Next" w:hAnsi="Avenir Next" w:cs="Avenir Next" w:eastAsia="Avenir Next"/>
                 <w:b/>
                 <w:color w:val="1A1A1A"/>
-                <w:sz w:val="17"/>
+                <w:sz w:val="22"/>
                 <w:szCs w:val="17"/>
               </w:rPr>
               <w:t xml:space="preserve">LCM = 24</w:t>
@@ -3529,6 +3538,7 @@
           </w:tcPr>
           <w:p>
             <w:pPr>
+              <w:pStyle w:val="Heading2"/>
               <w:spacing w:before="0" w:after="40" w:line="264" w:lineRule="auto"/>
             </w:pPr>
             <w:r>
@@ -3552,7 +3562,7 @@
                 <w:rFonts w:ascii="Avenir Next" w:hAnsi="Avenir Next" w:cs="Avenir Next" w:eastAsia="Avenir Next"/>
                 <w:b/>
                 <w:color w:val="1A1A1A"/>
-                <w:sz w:val="21"/>
+                <w:sz w:val="22"/>
                 <w:szCs w:val="21"/>
               </w:rPr>
               <w:t xml:space="preserve">multiple</w:t>
@@ -3561,7 +3571,7 @@
               <w:rPr>
                 <w:rFonts w:ascii="Avenir Next" w:hAnsi="Avenir Next" w:cs="Avenir Next" w:eastAsia="Avenir Next"/>
                 <w:color w:val="5A5F66"/>
-                <w:sz w:val="21"/>
+                <w:sz w:val="22"/>
                 <w:szCs w:val="21"/>
               </w:rPr>
               <w:t xml:space="preserve"> — </w:t>
@@ -3570,7 +3580,7 @@
               <w:rPr>
                 <w:rFonts w:ascii="Avenir Next" w:hAnsi="Avenir Next" w:cs="Avenir Next" w:eastAsia="Avenir Next"/>
                 <w:color w:val="1A1A1A"/>
-                <w:sz w:val="21"/>
+                <w:sz w:val="22"/>
                 <w:szCs w:val="21"/>
               </w:rPr>
               <w:t xml:space="preserve">a number you get when you skip-count</w:t>
@@ -3585,7 +3595,7 @@
                 <w:rFonts w:ascii="Avenir Next" w:hAnsi="Avenir Next" w:cs="Avenir Next" w:eastAsia="Avenir Next"/>
                 <w:b/>
                 <w:color w:val="1A1A1A"/>
-                <w:sz w:val="21"/>
+                <w:sz w:val="22"/>
                 <w:szCs w:val="21"/>
               </w:rPr>
               <w:t xml:space="preserve">common multiple</w:t>
@@ -3594,7 +3604,7 @@
               <w:rPr>
                 <w:rFonts w:ascii="Avenir Next" w:hAnsi="Avenir Next" w:cs="Avenir Next" w:eastAsia="Avenir Next"/>
                 <w:color w:val="5A5F66"/>
-                <w:sz w:val="21"/>
+                <w:sz w:val="22"/>
                 <w:szCs w:val="21"/>
               </w:rPr>
               <w:t xml:space="preserve"> — </w:t>
@@ -3603,7 +3613,7 @@
               <w:rPr>
                 <w:rFonts w:ascii="Avenir Next" w:hAnsi="Avenir Next" w:cs="Avenir Next" w:eastAsia="Avenir Next"/>
                 <w:color w:val="1A1A1A"/>
-                <w:sz w:val="21"/>
+                <w:sz w:val="22"/>
                 <w:szCs w:val="21"/>
               </w:rPr>
               <w:t xml:space="preserve">a multiple both numbers have</w:t>
@@ -3629,7 +3639,7 @@
                 <w:rFonts w:ascii="Avenir Next" w:hAnsi="Avenir Next" w:cs="Avenir Next" w:eastAsia="Avenir Next"/>
                 <w:b/>
                 <w:color w:val="1A1A1A"/>
-                <w:sz w:val="21"/>
+                <w:sz w:val="22"/>
                 <w:szCs w:val="21"/>
               </w:rPr>
               <w:t xml:space="preserve">LCM</w:t>
@@ -3638,7 +3648,7 @@
               <w:rPr>
                 <w:rFonts w:ascii="Avenir Next" w:hAnsi="Avenir Next" w:cs="Avenir Next" w:eastAsia="Avenir Next"/>
                 <w:color w:val="5A5F66"/>
-                <w:sz w:val="21"/>
+                <w:sz w:val="22"/>
                 <w:szCs w:val="21"/>
               </w:rPr>
               <w:t xml:space="preserve"> — </w:t>
@@ -3647,7 +3657,7 @@
               <w:rPr>
                 <w:rFonts w:ascii="Avenir Next" w:hAnsi="Avenir Next" w:cs="Avenir Next" w:eastAsia="Avenir Next"/>
                 <w:color w:val="1A1A1A"/>
-                <w:sz w:val="21"/>
+                <w:sz w:val="22"/>
                 <w:szCs w:val="21"/>
               </w:rPr>
               <w:t xml:space="preserve">the smallest multiple both numbers share</w:t>
@@ -3658,6 +3668,7 @@
     </w:tbl>
     <w:p>
       <w:pPr>
+        <w:pStyle w:val="Heading2"/>
         <w:keepNext/>
         <w:pBdr>
           <w:bottom w:val="single" w:sz="8" w:space="3" w:color="003A70"/>
@@ -3673,7 +3684,7 @@
           <w:b/>
           <w:color w:val="003A70"/>
           <w:spacing w:val="14"/>
-          <w:sz w:val="21"/>
+          <w:sz w:val="22"/>
           <w:szCs w:val="21"/>
         </w:rPr>
         <w:t xml:space="preserve">PRACTICE</w:t>
@@ -3692,7 +3703,7 @@
           <w:rFonts w:ascii="Avenir Next" w:hAnsi="Avenir Next" w:cs="Avenir Next" w:eastAsia="Avenir Next"/>
           <w:i/>
           <w:color w:val="5A5F66"/>
-          <w:sz w:val="17"/>
+          <w:sz w:val="22"/>
           <w:szCs w:val="17"/>
         </w:rPr>
         <w:t xml:space="preserve">show your work · label units</w:t>
@@ -3788,25 +3799,25 @@
                 <w:rFonts w:ascii="Avenir Next" w:hAnsi="Avenir Next" w:cs="Avenir Next" w:eastAsia="Avenir Next"/>
                 <w:b/>
                 <w:color w:val="003A70"/>
+                <w:sz w:val="22"/>
+                <w:szCs w:val="18"/>
+              </w:rPr>
+              <w:t xml:space="preserve">Step 1</w:t>
+            </w:r>
+            <w:r>
+              <w:rPr>
+                <w:rFonts w:ascii="Avenir Next" w:hAnsi="Avenir Next" w:cs="Avenir Next" w:eastAsia="Avenir Next"/>
+                <w:color w:val="1A1A1A"/>
                 <w:sz w:val="18"/>
                 <w:szCs w:val="18"/>
               </w:rPr>
-              <w:t xml:space="preserve">Step 1</w:t>
-            </w:r>
-            <w:r>
-              <w:rPr>
-                <w:rFonts w:ascii="Avenir Next" w:hAnsi="Avenir Next" w:cs="Avenir Next" w:eastAsia="Avenir Next"/>
-                <w:color w:val="1A1A1A"/>
-                <w:sz w:val="18"/>
-                <w:szCs w:val="18"/>
-              </w:rPr>
               <w:tab/>
             </w:r>
             <w:r>
               <w:rPr>
                 <w:rFonts w:ascii="Avenir Next" w:hAnsi="Avenir Next" w:cs="Avenir Next" w:eastAsia="Avenir Next"/>
                 <w:color w:val="1A1A1A"/>
-                <w:sz w:val="21"/>
+                <w:sz w:val="22"/>
                 <w:szCs w:val="21"/>
               </w:rPr>
               <w:t xml:space="preserve">Skip-count by the bigger number.</w:t>
@@ -3826,25 +3837,25 @@
                 <w:rFonts w:ascii="Avenir Next" w:hAnsi="Avenir Next" w:cs="Avenir Next" w:eastAsia="Avenir Next"/>
                 <w:b/>
                 <w:color w:val="003A70"/>
+                <w:sz w:val="22"/>
+                <w:szCs w:val="18"/>
+              </w:rPr>
+              <w:t xml:space="preserve">Step 2</w:t>
+            </w:r>
+            <w:r>
+              <w:rPr>
+                <w:rFonts w:ascii="Avenir Next" w:hAnsi="Avenir Next" w:cs="Avenir Next" w:eastAsia="Avenir Next"/>
+                <w:color w:val="1A1A1A"/>
                 <w:sz w:val="18"/>
                 <w:szCs w:val="18"/>
               </w:rPr>
-              <w:t xml:space="preserve">Step 2</w:t>
-            </w:r>
-            <w:r>
-              <w:rPr>
-                <w:rFonts w:ascii="Avenir Next" w:hAnsi="Avenir Next" w:cs="Avenir Next" w:eastAsia="Avenir Next"/>
-                <w:color w:val="1A1A1A"/>
-                <w:sz w:val="18"/>
-                <w:szCs w:val="18"/>
-              </w:rPr>
               <w:tab/>
             </w:r>
             <w:r>
               <w:rPr>
                 <w:rFonts w:ascii="Avenir Next" w:hAnsi="Avenir Next" w:cs="Avenir Next" w:eastAsia="Avenir Next"/>
                 <w:color w:val="1A1A1A"/>
-                <w:sz w:val="21"/>
+                <w:sz w:val="22"/>
                 <w:szCs w:val="21"/>
               </w:rPr>
               <w:t xml:space="preserve">Stop at the first number the smaller number also divides.</w:t>
@@ -4413,25 +4424,25 @@
                 <w:rFonts w:ascii="Avenir Next" w:hAnsi="Avenir Next" w:cs="Avenir Next" w:eastAsia="Avenir Next"/>
                 <w:b/>
                 <w:color w:val="003A70"/>
+                <w:sz w:val="22"/>
+                <w:szCs w:val="18"/>
+              </w:rPr>
+              <w:t xml:space="preserve">Step 1</w:t>
+            </w:r>
+            <w:r>
+              <w:rPr>
+                <w:rFonts w:ascii="Avenir Next" w:hAnsi="Avenir Next" w:cs="Avenir Next" w:eastAsia="Avenir Next"/>
+                <w:color w:val="1A1A1A"/>
                 <w:sz w:val="18"/>
                 <w:szCs w:val="18"/>
               </w:rPr>
-              <w:t xml:space="preserve">Step 1</w:t>
-            </w:r>
-            <w:r>
-              <w:rPr>
-                <w:rFonts w:ascii="Avenir Next" w:hAnsi="Avenir Next" w:cs="Avenir Next" w:eastAsia="Avenir Next"/>
-                <w:color w:val="1A1A1A"/>
-                <w:sz w:val="18"/>
-                <w:szCs w:val="18"/>
-              </w:rPr>
               <w:tab/>
             </w:r>
             <w:r>
               <w:rPr>
                 <w:rFonts w:ascii="Avenir Next" w:hAnsi="Avenir Next" w:cs="Avenir Next" w:eastAsia="Avenir Next"/>
                 <w:color w:val="1A1A1A"/>
-                <w:sz w:val="21"/>
+                <w:sz w:val="22"/>
                 <w:szCs w:val="21"/>
               </w:rPr>
               <w:t xml:space="preserve">Find the LCM of 8 and 10.</w:t>
@@ -4451,25 +4462,25 @@
                 <w:rFonts w:ascii="Avenir Next" w:hAnsi="Avenir Next" w:cs="Avenir Next" w:eastAsia="Avenir Next"/>
                 <w:b/>
                 <w:color w:val="003A70"/>
+                <w:sz w:val="22"/>
+                <w:szCs w:val="18"/>
+              </w:rPr>
+              <w:t xml:space="preserve">Step 2</w:t>
+            </w:r>
+            <w:r>
+              <w:rPr>
+                <w:rFonts w:ascii="Avenir Next" w:hAnsi="Avenir Next" w:cs="Avenir Next" w:eastAsia="Avenir Next"/>
+                <w:color w:val="1A1A1A"/>
                 <w:sz w:val="18"/>
                 <w:szCs w:val="18"/>
               </w:rPr>
-              <w:t xml:space="preserve">Step 2</w:t>
-            </w:r>
-            <w:r>
-              <w:rPr>
-                <w:rFonts w:ascii="Avenir Next" w:hAnsi="Avenir Next" w:cs="Avenir Next" w:eastAsia="Avenir Next"/>
-                <w:color w:val="1A1A1A"/>
-                <w:sz w:val="18"/>
-                <w:szCs w:val="18"/>
-              </w:rPr>
               <w:tab/>
             </w:r>
             <w:r>
               <w:rPr>
                 <w:rFonts w:ascii="Avenir Next" w:hAnsi="Avenir Next" w:cs="Avenir Next" w:eastAsia="Avenir Next"/>
                 <w:color w:val="1A1A1A"/>
-                <w:sz w:val="21"/>
+                <w:sz w:val="22"/>
                 <w:szCs w:val="21"/>
               </w:rPr>
               <w:t xml:space="preserve">Divide the LCM by 8 and by 10 to count packs.</w:t>
@@ -4546,7 +4557,7 @@
                 <w:rFonts w:ascii="Avenir Next" w:hAnsi="Avenir Next" w:cs="Avenir Next" w:eastAsia="Avenir Next"/>
                 <w:b/>
                 <w:color w:val="1A1A1A"/>
-                <w:sz w:val="18"/>
+                <w:sz w:val="22"/>
                 <w:szCs w:val="18"/>
               </w:rPr>
               <w:t xml:space="preserve">Answer</w:t>
@@ -4669,25 +4680,25 @@
                 <w:rFonts w:ascii="Avenir Next" w:hAnsi="Avenir Next" w:cs="Avenir Next" w:eastAsia="Avenir Next"/>
                 <w:b/>
                 <w:color w:val="003A70"/>
+                <w:sz w:val="22"/>
+                <w:szCs w:val="18"/>
+              </w:rPr>
+              <w:t xml:space="preserve">Step 1</w:t>
+            </w:r>
+            <w:r>
+              <w:rPr>
+                <w:rFonts w:ascii="Avenir Next" w:hAnsi="Avenir Next" w:cs="Avenir Next" w:eastAsia="Avenir Next"/>
+                <w:color w:val="1A1A1A"/>
                 <w:sz w:val="18"/>
                 <w:szCs w:val="18"/>
               </w:rPr>
-              <w:t xml:space="preserve">Step 1</w:t>
-            </w:r>
-            <w:r>
-              <w:rPr>
-                <w:rFonts w:ascii="Avenir Next" w:hAnsi="Avenir Next" w:cs="Avenir Next" w:eastAsia="Avenir Next"/>
-                <w:color w:val="1A1A1A"/>
-                <w:sz w:val="18"/>
-                <w:szCs w:val="18"/>
-              </w:rPr>
               <w:tab/>
             </w:r>
             <w:r>
               <w:rPr>
                 <w:rFonts w:ascii="Avenir Next" w:hAnsi="Avenir Next" w:cs="Avenir Next" w:eastAsia="Avenir Next"/>
                 <w:color w:val="1A1A1A"/>
-                <w:sz w:val="21"/>
+                <w:sz w:val="22"/>
                 <w:szCs w:val="21"/>
               </w:rPr>
               <w:t xml:space="preserve">List multiples of 6 and of 9.</w:t>
@@ -4707,25 +4718,25 @@
                 <w:rFonts w:ascii="Avenir Next" w:hAnsi="Avenir Next" w:cs="Avenir Next" w:eastAsia="Avenir Next"/>
                 <w:b/>
                 <w:color w:val="003A70"/>
+                <w:sz w:val="22"/>
+                <w:szCs w:val="18"/>
+              </w:rPr>
+              <w:t xml:space="preserve">Step 2</w:t>
+            </w:r>
+            <w:r>
+              <w:rPr>
+                <w:rFonts w:ascii="Avenir Next" w:hAnsi="Avenir Next" w:cs="Avenir Next" w:eastAsia="Avenir Next"/>
+                <w:color w:val="1A1A1A"/>
                 <w:sz w:val="18"/>
                 <w:szCs w:val="18"/>
               </w:rPr>
-              <w:t xml:space="preserve">Step 2</w:t>
-            </w:r>
-            <w:r>
-              <w:rPr>
-                <w:rFonts w:ascii="Avenir Next" w:hAnsi="Avenir Next" w:cs="Avenir Next" w:eastAsia="Avenir Next"/>
-                <w:color w:val="1A1A1A"/>
-                <w:sz w:val="18"/>
-                <w:szCs w:val="18"/>
-              </w:rPr>
               <w:tab/>
             </w:r>
             <w:r>
               <w:rPr>
                 <w:rFonts w:ascii="Avenir Next" w:hAnsi="Avenir Next" w:cs="Avenir Next" w:eastAsia="Avenir Next"/>
                 <w:color w:val="1A1A1A"/>
-                <w:sz w:val="21"/>
+                <w:sz w:val="22"/>
                 <w:szCs w:val="21"/>
               </w:rPr>
               <w:t xml:space="preserve">Find the first number on both lists.</w:t>
@@ -4744,25 +4755,25 @@
                 <w:rFonts w:ascii="Avenir Next" w:hAnsi="Avenir Next" w:cs="Avenir Next" w:eastAsia="Avenir Next"/>
                 <w:b/>
                 <w:color w:val="1A1A1A"/>
+                <w:sz w:val="22"/>
+                <w:szCs w:val="18"/>
+              </w:rPr>
+              <w:t xml:space="preserve">Answer</w:t>
+            </w:r>
+            <w:r>
+              <w:rPr>
+                <w:rFonts w:ascii="Avenir Next" w:hAnsi="Avenir Next" w:cs="Avenir Next" w:eastAsia="Avenir Next"/>
+                <w:color w:val="1A1A1A"/>
                 <w:sz w:val="18"/>
                 <w:szCs w:val="18"/>
               </w:rPr>
-              <w:t xml:space="preserve">Answer</w:t>
-            </w:r>
-            <w:r>
-              <w:rPr>
-                <w:rFonts w:ascii="Avenir Next" w:hAnsi="Avenir Next" w:cs="Avenir Next" w:eastAsia="Avenir Next"/>
-                <w:color w:val="1A1A1A"/>
-                <w:sz w:val="18"/>
-                <w:szCs w:val="18"/>
-              </w:rPr>
               <w:tab/>
             </w:r>
             <w:r>
               <w:rPr>
                 <w:rFonts w:ascii="Avenir Next" w:hAnsi="Avenir Next" w:cs="Avenir Next" w:eastAsia="Avenir Next"/>
                 <w:color w:val="1A1A1A"/>
-                <w:sz w:val="18"/>
+                <w:sz w:val="22"/>
                 <w:szCs w:val="18"/>
               </w:rPr>
               <w:t xml:space="preserve">  seconds</w:t>
@@ -4914,7 +4925,7 @@
                     <w:rPr>
                       <w:rFonts w:ascii="Avenir Next" w:hAnsi="Avenir Next" w:cs="Avenir Next" w:eastAsia="Avenir Next"/>
                       <w:color w:val="1A1A1A"/>
-                      <w:sz w:val="21"/>
+                      <w:sz w:val="22"/>
                       <w:szCs w:val="21"/>
                     </w:rPr>
                     <w:t xml:space="preserve">GCF of 4 and 6</w:t>
@@ -4953,7 +4964,7 @@
                     <w:rPr>
                       <w:rFonts w:ascii="Avenir Next" w:hAnsi="Avenir Next" w:cs="Avenir Next" w:eastAsia="Avenir Next"/>
                       <w:color w:val="1A1A1A"/>
-                      <w:sz w:val="21"/>
+                      <w:sz w:val="22"/>
                       <w:szCs w:val="21"/>
                     </w:rPr>
                     <w:t xml:space="preserve">LCM of 4 and 6</w:t>
@@ -5072,7 +5083,7 @@
                 <w:rFonts w:ascii="Avenir Next" w:hAnsi="Avenir Next" w:cs="Avenir Next" w:eastAsia="Avenir Next"/>
                 <w:b/>
                 <w:color w:val="003A70"/>
-                <w:sz w:val="17"/>
+                <w:sz w:val="22"/>
                 <w:szCs w:val="17"/>
               </w:rPr>
               <w:t xml:space="preserve">Frame  </w:t>
@@ -5082,10 +5093,30 @@
                 <w:rFonts w:ascii="Avenir Next" w:hAnsi="Avenir Next" w:cs="Avenir Next" w:eastAsia="Avenir Next"/>
                 <w:i/>
                 <w:color w:val="1A1A1A"/>
+                <w:sz w:val="22"/>
+                <w:szCs w:val="18"/>
+              </w:rPr>
+              <w:t xml:space="preserve">LCM of 4 and 5 = </w:t>
+            </w:r>
+            <w:r>
+              <w:rPr>
+                <w:rFonts w:ascii="Avenir Next" w:hAnsi="Avenir Next" w:cs="Avenir Next" w:eastAsia="Avenir Next"/>
+                <w:color w:val="1A1A1A"/>
                 <w:sz w:val="18"/>
                 <w:szCs w:val="18"/>
-              </w:rPr>
-              <w:t xml:space="preserve">LCM of 4 and 5 = </w:t>
+                <w:u w:val="single"/>
+              </w:rPr>
+              <w:t xml:space="preserve">      </w:t>
+            </w:r>
+            <w:r>
+              <w:rPr>
+                <w:rFonts w:ascii="Avenir Next" w:hAnsi="Avenir Next" w:cs="Avenir Next" w:eastAsia="Avenir Next"/>
+                <w:i/>
+                <w:color w:val="1A1A1A"/>
+                <w:sz w:val="22"/>
+                <w:szCs w:val="18"/>
+              </w:rPr>
+              <w:t xml:space="preserve">; 4 × 5 = </w:t>
             </w:r>
             <w:r>
               <w:rPr>
@@ -5102,10 +5133,30 @@
                 <w:rFonts w:ascii="Avenir Next" w:hAnsi="Avenir Next" w:cs="Avenir Next" w:eastAsia="Avenir Next"/>
                 <w:i/>
                 <w:color w:val="1A1A1A"/>
+                <w:sz w:val="22"/>
+                <w:szCs w:val="18"/>
+              </w:rPr>
+              <w:t xml:space="preserve">. LCM of 4 and 6 = </w:t>
+            </w:r>
+            <w:r>
+              <w:rPr>
+                <w:rFonts w:ascii="Avenir Next" w:hAnsi="Avenir Next" w:cs="Avenir Next" w:eastAsia="Avenir Next"/>
+                <w:color w:val="1A1A1A"/>
                 <w:sz w:val="18"/>
                 <w:szCs w:val="18"/>
-              </w:rPr>
-              <w:t xml:space="preserve">; 4 × 5 = </w:t>
+                <w:u w:val="single"/>
+              </w:rPr>
+              <w:t xml:space="preserve">      </w:t>
+            </w:r>
+            <w:r>
+              <w:rPr>
+                <w:rFonts w:ascii="Avenir Next" w:hAnsi="Avenir Next" w:cs="Avenir Next" w:eastAsia="Avenir Next"/>
+                <w:i/>
+                <w:color w:val="1A1A1A"/>
+                <w:sz w:val="22"/>
+                <w:szCs w:val="18"/>
+              </w:rPr>
+              <w:t xml:space="preserve">; 4 × 6 = </w:t>
             </w:r>
             <w:r>
               <w:rPr>
@@ -5122,17 +5173,17 @@
                 <w:rFonts w:ascii="Avenir Next" w:hAnsi="Avenir Next" w:cs="Avenir Next" w:eastAsia="Avenir Next"/>
                 <w:i/>
                 <w:color w:val="1A1A1A"/>
+                <w:sz w:val="22"/>
+                <w:szCs w:val="18"/>
+              </w:rPr>
+              <w:t xml:space="preserve">. So the LCM is </w:t>
+            </w:r>
+            <w:r>
+              <w:rPr>
+                <w:rFonts w:ascii="Avenir Next" w:hAnsi="Avenir Next" w:cs="Avenir Next" w:eastAsia="Avenir Next"/>
+                <w:color w:val="1A1A1A"/>
                 <w:sz w:val="18"/>
                 <w:szCs w:val="18"/>
-              </w:rPr>
-              <w:t xml:space="preserve">. LCM of 4 and 6 = </w:t>
-            </w:r>
-            <w:r>
-              <w:rPr>
-                <w:rFonts w:ascii="Avenir Next" w:hAnsi="Avenir Next" w:cs="Avenir Next" w:eastAsia="Avenir Next"/>
-                <w:color w:val="1A1A1A"/>
-                <w:sz w:val="18"/>
-                <w:szCs w:val="18"/>
                 <w:u w:val="single"/>
               </w:rPr>
               <w:t xml:space="preserve">      </w:t>
@@ -5142,47 +5193,7 @@
                 <w:rFonts w:ascii="Avenir Next" w:hAnsi="Avenir Next" w:cs="Avenir Next" w:eastAsia="Avenir Next"/>
                 <w:i/>
                 <w:color w:val="1A1A1A"/>
-                <w:sz w:val="18"/>
-                <w:szCs w:val="18"/>
-              </w:rPr>
-              <w:t xml:space="preserve">; 4 × 6 = </w:t>
-            </w:r>
-            <w:r>
-              <w:rPr>
-                <w:rFonts w:ascii="Avenir Next" w:hAnsi="Avenir Next" w:cs="Avenir Next" w:eastAsia="Avenir Next"/>
-                <w:color w:val="1A1A1A"/>
-                <w:sz w:val="18"/>
-                <w:szCs w:val="18"/>
-                <w:u w:val="single"/>
-              </w:rPr>
-              <w:t xml:space="preserve">      </w:t>
-            </w:r>
-            <w:r>
-              <w:rPr>
-                <w:rFonts w:ascii="Avenir Next" w:hAnsi="Avenir Next" w:cs="Avenir Next" w:eastAsia="Avenir Next"/>
-                <w:i/>
-                <w:color w:val="1A1A1A"/>
-                <w:sz w:val="18"/>
-                <w:szCs w:val="18"/>
-              </w:rPr>
-              <w:t xml:space="preserve">. So the LCM is </w:t>
-            </w:r>
-            <w:r>
-              <w:rPr>
-                <w:rFonts w:ascii="Avenir Next" w:hAnsi="Avenir Next" w:cs="Avenir Next" w:eastAsia="Avenir Next"/>
-                <w:color w:val="1A1A1A"/>
-                <w:sz w:val="18"/>
-                <w:szCs w:val="18"/>
-                <w:u w:val="single"/>
-              </w:rPr>
-              <w:t xml:space="preserve">      </w:t>
-            </w:r>
-            <w:r>
-              <w:rPr>
-                <w:rFonts w:ascii="Avenir Next" w:hAnsi="Avenir Next" w:cs="Avenir Next" w:eastAsia="Avenir Next"/>
-                <w:i/>
-                <w:color w:val="1A1A1A"/>
-                <w:sz w:val="18"/>
+                <w:sz w:val="22"/>
                 <w:szCs w:val="18"/>
               </w:rPr>
               <w:t xml:space="preserve"> the product.</w:t>
@@ -5269,6 +5280,7 @@
     </w:p>
     <w:p>
       <w:pPr>
+        <w:pStyle w:val="Heading2"/>
         <w:keepNext/>
         <w:pBdr>
           <w:bottom w:val="single" w:sz="8" w:space="3" w:color="003A70"/>
@@ -5284,7 +5296,7 @@
           <w:b/>
           <w:color w:val="003A70"/>
           <w:spacing w:val="14"/>
-          <w:sz w:val="21"/>
+          <w:sz w:val="22"/>
           <w:szCs w:val="21"/>
         </w:rPr>
         <w:t xml:space="preserve">TEST PRACTICE</w:t>
@@ -5303,7 +5315,7 @@
           <w:rFonts w:ascii="Avenir Next" w:hAnsi="Avenir Next" w:cs="Avenir Next" w:eastAsia="Avenir Next"/>
           <w:i/>
           <w:color w:val="5A5F66"/>
-          <w:sz w:val="17"/>
+          <w:sz w:val="22"/>
           <w:szCs w:val="17"/>
         </w:rPr>
         <w:t xml:space="preserve">choose the best answer</w:t>
@@ -5435,25 +5447,25 @@
                       <w:rFonts w:ascii="Avenir Next" w:hAnsi="Avenir Next" w:cs="Avenir Next" w:eastAsia="Avenir Next"/>
                       <w:b/>
                       <w:color w:val="003A70"/>
+                      <w:sz w:val="22"/>
+                      <w:szCs w:val="21"/>
+                    </w:rPr>
+                    <w:t xml:space="preserve">A</w:t>
+                  </w:r>
+                  <w:r>
+                    <w:rPr>
+                      <w:rFonts w:ascii="Avenir Next" w:hAnsi="Avenir Next" w:cs="Avenir Next" w:eastAsia="Avenir Next"/>
+                      <w:color w:val="1A1A1A"/>
                       <w:sz w:val="21"/>
                       <w:szCs w:val="21"/>
                     </w:rPr>
-                    <w:t xml:space="preserve">A</w:t>
-                  </w:r>
-                  <w:r>
-                    <w:rPr>
-                      <w:rFonts w:ascii="Avenir Next" w:hAnsi="Avenir Next" w:cs="Avenir Next" w:eastAsia="Avenir Next"/>
-                      <w:color w:val="1A1A1A"/>
-                      <w:sz w:val="21"/>
-                      <w:szCs w:val="21"/>
-                    </w:rPr>
                     <w:tab/>
                   </w:r>
                   <w:r>
                     <w:rPr>
                       <w:rFonts w:ascii="Avenir Next" w:hAnsi="Avenir Next" w:cs="Avenir Next" w:eastAsia="Avenir Next"/>
                       <w:color w:val="1A1A1A"/>
-                      <w:sz w:val="21"/>
+                      <w:sz w:val="22"/>
                       <w:szCs w:val="21"/>
                     </w:rPr>
                     <w:t xml:space="preserve">3</w:t>
@@ -5478,25 +5490,25 @@
                       <w:rFonts w:ascii="Avenir Next" w:hAnsi="Avenir Next" w:cs="Avenir Next" w:eastAsia="Avenir Next"/>
                       <w:b/>
                       <w:color w:val="003A70"/>
+                      <w:sz w:val="22"/>
+                      <w:szCs w:val="21"/>
+                    </w:rPr>
+                    <w:t xml:space="preserve">B</w:t>
+                  </w:r>
+                  <w:r>
+                    <w:rPr>
+                      <w:rFonts w:ascii="Avenir Next" w:hAnsi="Avenir Next" w:cs="Avenir Next" w:eastAsia="Avenir Next"/>
+                      <w:color w:val="1A1A1A"/>
                       <w:sz w:val="21"/>
                       <w:szCs w:val="21"/>
                     </w:rPr>
-                    <w:t xml:space="preserve">B</w:t>
-                  </w:r>
-                  <w:r>
-                    <w:rPr>
-                      <w:rFonts w:ascii="Avenir Next" w:hAnsi="Avenir Next" w:cs="Avenir Next" w:eastAsia="Avenir Next"/>
-                      <w:color w:val="1A1A1A"/>
-                      <w:sz w:val="21"/>
-                      <w:szCs w:val="21"/>
-                    </w:rPr>
                     <w:tab/>
                   </w:r>
                   <w:r>
                     <w:rPr>
                       <w:rFonts w:ascii="Avenir Next" w:hAnsi="Avenir Next" w:cs="Avenir Next" w:eastAsia="Avenir Next"/>
                       <w:color w:val="1A1A1A"/>
-                      <w:sz w:val="21"/>
+                      <w:sz w:val="22"/>
                       <w:szCs w:val="21"/>
                     </w:rPr>
                     <w:t xml:space="preserve">30</w:t>
@@ -5521,25 +5533,25 @@
                       <w:rFonts w:ascii="Avenir Next" w:hAnsi="Avenir Next" w:cs="Avenir Next" w:eastAsia="Avenir Next"/>
                       <w:b/>
                       <w:color w:val="003A70"/>
+                      <w:sz w:val="22"/>
+                      <w:szCs w:val="21"/>
+                    </w:rPr>
+                    <w:t xml:space="preserve">C</w:t>
+                  </w:r>
+                  <w:r>
+                    <w:rPr>
+                      <w:rFonts w:ascii="Avenir Next" w:hAnsi="Avenir Next" w:cs="Avenir Next" w:eastAsia="Avenir Next"/>
+                      <w:color w:val="1A1A1A"/>
                       <w:sz w:val="21"/>
                       <w:szCs w:val="21"/>
                     </w:rPr>
-                    <w:t xml:space="preserve">C</w:t>
-                  </w:r>
-                  <w:r>
-                    <w:rPr>
-                      <w:rFonts w:ascii="Avenir Next" w:hAnsi="Avenir Next" w:cs="Avenir Next" w:eastAsia="Avenir Next"/>
-                      <w:color w:val="1A1A1A"/>
-                      <w:sz w:val="21"/>
-                      <w:szCs w:val="21"/>
-                    </w:rPr>
                     <w:tab/>
                   </w:r>
                   <w:r>
                     <w:rPr>
                       <w:rFonts w:ascii="Avenir Next" w:hAnsi="Avenir Next" w:cs="Avenir Next" w:eastAsia="Avenir Next"/>
                       <w:color w:val="1A1A1A"/>
-                      <w:sz w:val="21"/>
+                      <w:sz w:val="22"/>
                       <w:szCs w:val="21"/>
                     </w:rPr>
                     <w:t xml:space="preserve">90</w:t>
@@ -5564,25 +5576,25 @@
                       <w:rFonts w:ascii="Avenir Next" w:hAnsi="Avenir Next" w:cs="Avenir Next" w:eastAsia="Avenir Next"/>
                       <w:b/>
                       <w:color w:val="003A70"/>
+                      <w:sz w:val="22"/>
+                      <w:szCs w:val="21"/>
+                    </w:rPr>
+                    <w:t xml:space="preserve">D</w:t>
+                  </w:r>
+                  <w:r>
+                    <w:rPr>
+                      <w:rFonts w:ascii="Avenir Next" w:hAnsi="Avenir Next" w:cs="Avenir Next" w:eastAsia="Avenir Next"/>
+                      <w:color w:val="1A1A1A"/>
                       <w:sz w:val="21"/>
                       <w:szCs w:val="21"/>
                     </w:rPr>
-                    <w:t xml:space="preserve">D</w:t>
-                  </w:r>
-                  <w:r>
-                    <w:rPr>
-                      <w:rFonts w:ascii="Avenir Next" w:hAnsi="Avenir Next" w:cs="Avenir Next" w:eastAsia="Avenir Next"/>
-                      <w:color w:val="1A1A1A"/>
-                      <w:sz w:val="21"/>
-                      <w:szCs w:val="21"/>
-                    </w:rPr>
                     <w:tab/>
                   </w:r>
                   <w:r>
                     <w:rPr>
                       <w:rFonts w:ascii="Avenir Next" w:hAnsi="Avenir Next" w:cs="Avenir Next" w:eastAsia="Avenir Next"/>
                       <w:color w:val="1A1A1A"/>
-                      <w:sz w:val="21"/>
+                      <w:sz w:val="22"/>
                       <w:szCs w:val="21"/>
                     </w:rPr>
                     <w:t xml:space="preserve">21</w:t>
@@ -5730,25 +5742,25 @@
                       <w:rFonts w:ascii="Avenir Next" w:hAnsi="Avenir Next" w:cs="Avenir Next" w:eastAsia="Avenir Next"/>
                       <w:b/>
                       <w:color w:val="003A70"/>
+                      <w:sz w:val="22"/>
+                      <w:szCs w:val="21"/>
+                    </w:rPr>
+                    <w:t xml:space="preserve">A</w:t>
+                  </w:r>
+                  <w:r>
+                    <w:rPr>
+                      <w:rFonts w:ascii="Avenir Next" w:hAnsi="Avenir Next" w:cs="Avenir Next" w:eastAsia="Avenir Next"/>
+                      <w:color w:val="1A1A1A"/>
                       <w:sz w:val="21"/>
                       <w:szCs w:val="21"/>
                     </w:rPr>
-                    <w:t xml:space="preserve">A</w:t>
-                  </w:r>
-                  <w:r>
-                    <w:rPr>
-                      <w:rFonts w:ascii="Avenir Next" w:hAnsi="Avenir Next" w:cs="Avenir Next" w:eastAsia="Avenir Next"/>
-                      <w:color w:val="1A1A1A"/>
-                      <w:sz w:val="21"/>
-                      <w:szCs w:val="21"/>
-                    </w:rPr>
                     <w:tab/>
                   </w:r>
                   <w:r>
                     <w:rPr>
                       <w:rFonts w:ascii="Avenir Next" w:hAnsi="Avenir Next" w:cs="Avenir Next" w:eastAsia="Avenir Next"/>
                       <w:color w:val="1A1A1A"/>
-                      <w:sz w:val="21"/>
+                      <w:sz w:val="22"/>
                       <w:szCs w:val="21"/>
                     </w:rPr>
                     <w:t xml:space="preserve">4 and 6</w:t>
@@ -5773,25 +5785,25 @@
                       <w:rFonts w:ascii="Avenir Next" w:hAnsi="Avenir Next" w:cs="Avenir Next" w:eastAsia="Avenir Next"/>
                       <w:b/>
                       <w:color w:val="003A70"/>
+                      <w:sz w:val="22"/>
+                      <w:szCs w:val="21"/>
+                    </w:rPr>
+                    <w:t xml:space="preserve">B</w:t>
+                  </w:r>
+                  <w:r>
+                    <w:rPr>
+                      <w:rFonts w:ascii="Avenir Next" w:hAnsi="Avenir Next" w:cs="Avenir Next" w:eastAsia="Avenir Next"/>
+                      <w:color w:val="1A1A1A"/>
                       <w:sz w:val="21"/>
                       <w:szCs w:val="21"/>
                     </w:rPr>
-                    <w:t xml:space="preserve">B</w:t>
-                  </w:r>
-                  <w:r>
-                    <w:rPr>
-                      <w:rFonts w:ascii="Avenir Next" w:hAnsi="Avenir Next" w:cs="Avenir Next" w:eastAsia="Avenir Next"/>
-                      <w:color w:val="1A1A1A"/>
-                      <w:sz w:val="21"/>
-                      <w:szCs w:val="21"/>
-                    </w:rPr>
                     <w:tab/>
                   </w:r>
                   <w:r>
                     <w:rPr>
                       <w:rFonts w:ascii="Avenir Next" w:hAnsi="Avenir Next" w:cs="Avenir Next" w:eastAsia="Avenir Next"/>
                       <w:color w:val="1A1A1A"/>
-                      <w:sz w:val="21"/>
+                      <w:sz w:val="22"/>
                       <w:szCs w:val="21"/>
                     </w:rPr>
                     <w:t xml:space="preserve">6 and 8</w:t>
@@ -5816,25 +5828,25 @@
                       <w:rFonts w:ascii="Avenir Next" w:hAnsi="Avenir Next" w:cs="Avenir Next" w:eastAsia="Avenir Next"/>
                       <w:b/>
                       <w:color w:val="003A70"/>
+                      <w:sz w:val="22"/>
+                      <w:szCs w:val="21"/>
+                    </w:rPr>
+                    <w:t xml:space="preserve">C</w:t>
+                  </w:r>
+                  <w:r>
+                    <w:rPr>
+                      <w:rFonts w:ascii="Avenir Next" w:hAnsi="Avenir Next" w:cs="Avenir Next" w:eastAsia="Avenir Next"/>
+                      <w:color w:val="1A1A1A"/>
                       <w:sz w:val="21"/>
                       <w:szCs w:val="21"/>
                     </w:rPr>
-                    <w:t xml:space="preserve">C</w:t>
-                  </w:r>
-                  <w:r>
-                    <w:rPr>
-                      <w:rFonts w:ascii="Avenir Next" w:hAnsi="Avenir Next" w:cs="Avenir Next" w:eastAsia="Avenir Next"/>
-                      <w:color w:val="1A1A1A"/>
-                      <w:sz w:val="21"/>
-                      <w:szCs w:val="21"/>
-                    </w:rPr>
                     <w:tab/>
                   </w:r>
                   <w:r>
                     <w:rPr>
                       <w:rFonts w:ascii="Avenir Next" w:hAnsi="Avenir Next" w:cs="Avenir Next" w:eastAsia="Avenir Next"/>
                       <w:color w:val="1A1A1A"/>
-                      <w:sz w:val="21"/>
+                      <w:sz w:val="22"/>
                       <w:szCs w:val="21"/>
                     </w:rPr>
                     <w:t xml:space="preserve">2 and 12</w:t>
@@ -5859,25 +5871,25 @@
                       <w:rFonts w:ascii="Avenir Next" w:hAnsi="Avenir Next" w:cs="Avenir Next" w:eastAsia="Avenir Next"/>
                       <w:b/>
                       <w:color w:val="003A70"/>
+                      <w:sz w:val="22"/>
+                      <w:szCs w:val="21"/>
+                    </w:rPr>
+                    <w:t xml:space="preserve">D</w:t>
+                  </w:r>
+                  <w:r>
+                    <w:rPr>
+                      <w:rFonts w:ascii="Avenir Next" w:hAnsi="Avenir Next" w:cs="Avenir Next" w:eastAsia="Avenir Next"/>
+                      <w:color w:val="1A1A1A"/>
                       <w:sz w:val="21"/>
                       <w:szCs w:val="21"/>
                     </w:rPr>
-                    <w:t xml:space="preserve">D</w:t>
-                  </w:r>
-                  <w:r>
-                    <w:rPr>
-                      <w:rFonts w:ascii="Avenir Next" w:hAnsi="Avenir Next" w:cs="Avenir Next" w:eastAsia="Avenir Next"/>
-                      <w:color w:val="1A1A1A"/>
-                      <w:sz w:val="21"/>
-                      <w:szCs w:val="21"/>
-                    </w:rPr>
                     <w:tab/>
                   </w:r>
                   <w:r>
                     <w:rPr>
                       <w:rFonts w:ascii="Avenir Next" w:hAnsi="Avenir Next" w:cs="Avenir Next" w:eastAsia="Avenir Next"/>
                       <w:color w:val="1A1A1A"/>
-                      <w:sz w:val="21"/>
+                      <w:sz w:val="22"/>
                       <w:szCs w:val="21"/>
                     </w:rPr>
                     <w:t xml:space="preserve">24 and 48</w:t>
@@ -5943,6 +5955,7 @@
           </w:tcPr>
           <w:p>
             <w:pPr>
+              <w:pStyle w:val="Heading2"/>
               <w:spacing w:before="0" w:after="0" w:line="240" w:lineRule="auto"/>
             </w:pPr>
             <w:r>
@@ -5980,7 +5993,7 @@
               <w:rPr>
                 <w:rFonts w:ascii="Avenir Next" w:hAnsi="Avenir Next" w:cs="Avenir Next" w:eastAsia="Avenir Next"/>
                 <w:color w:val="1A1A1A"/>
-                <w:sz w:val="17"/>
+                <w:sz w:val="22"/>
                 <w:szCs w:val="17"/>
               </w:rPr>
               <w:t xml:space="preserve">  I can do this on my own</w:t>
@@ -6009,7 +6022,7 @@
               <w:rPr>
                 <w:rFonts w:ascii="Avenir Next" w:hAnsi="Avenir Next" w:cs="Avenir Next" w:eastAsia="Avenir Next"/>
                 <w:color w:val="1A1A1A"/>
-                <w:sz w:val="17"/>
+                <w:sz w:val="22"/>
                 <w:szCs w:val="17"/>
               </w:rPr>
               <w:t xml:space="preserve">  I need a little help</w:t>
@@ -6038,7 +6051,7 @@
               <w:rPr>
                 <w:rFonts w:ascii="Avenir Next" w:hAnsi="Avenir Next" w:cs="Avenir Next" w:eastAsia="Avenir Next"/>
                 <w:color w:val="1A1A1A"/>
-                <w:sz w:val="17"/>
+                <w:sz w:val="22"/>
                 <w:szCs w:val="17"/>
               </w:rPr>
               <w:t xml:space="preserve">  I have a question about #</w:t>
@@ -6145,7 +6158,106 @@
               <w:sz w:val="15"/>
               <w:szCs w:val="15"/>
             </w:rPr>
-            <w:t xml:space="preserve">Lesson 6-7  ·  Homework Packet  ·  Level 1</w:t>
+            <w:t xml:space="preserve">6-7 · Page </w:t>
+          </w:r>
+          <w:r>
+            <w:rPr>
+              <w:rFonts w:ascii="Avenir Next" w:hAnsi="Avenir Next" w:cs="Avenir Next" w:eastAsia="Avenir Next"/>
+              <w:color w:val="5A5F66"/>
+              <w:sz w:val="15"/>
+              <w:szCs w:val="15"/>
+            </w:rPr>
+            <w:fldChar w:fldCharType="begin"/>
+          </w:r>
+          <w:r>
+            <w:rPr>
+              <w:rFonts w:ascii="Avenir Next" w:hAnsi="Avenir Next" w:cs="Avenir Next" w:eastAsia="Avenir Next"/>
+              <w:color w:val="5A5F66"/>
+              <w:sz w:val="15"/>
+              <w:szCs w:val="15"/>
+            </w:rPr>
+            <w:instrText xml:space="preserve"> PAGE </w:instrText>
+          </w:r>
+          <w:r>
+            <w:rPr>
+              <w:rFonts w:ascii="Avenir Next" w:hAnsi="Avenir Next" w:cs="Avenir Next" w:eastAsia="Avenir Next"/>
+              <w:color w:val="5A5F66"/>
+              <w:sz w:val="15"/>
+              <w:szCs w:val="15"/>
+            </w:rPr>
+            <w:fldChar w:fldCharType="separate"/>
+          </w:r>
+          <w:r>
+            <w:rPr>
+              <w:rFonts w:ascii="Avenir Next" w:hAnsi="Avenir Next" w:cs="Avenir Next" w:eastAsia="Avenir Next"/>
+              <w:color w:val="5A5F66"/>
+              <w:sz w:val="15"/>
+              <w:szCs w:val="15"/>
+            </w:rPr>
+            <w:t xml:space="preserve">1</w:t>
+          </w:r>
+          <w:r>
+            <w:rPr>
+              <w:rFonts w:ascii="Avenir Next" w:hAnsi="Avenir Next" w:cs="Avenir Next" w:eastAsia="Avenir Next"/>
+              <w:color w:val="5A5F66"/>
+              <w:sz w:val="15"/>
+              <w:szCs w:val="15"/>
+            </w:rPr>
+            <w:fldChar w:fldCharType="end"/>
+          </w:r>
+          <w:r>
+            <w:rPr>
+              <w:rFonts w:ascii="Avenir Next" w:hAnsi="Avenir Next" w:cs="Avenir Next" w:eastAsia="Avenir Next"/>
+              <w:color w:val="5A5F66"/>
+              <w:sz w:val="15"/>
+              <w:szCs w:val="15"/>
+            </w:rPr>
+            <w:t xml:space="preserve"> of </w:t>
+          </w:r>
+          <w:r>
+            <w:rPr>
+              <w:rFonts w:ascii="Avenir Next" w:hAnsi="Avenir Next" w:cs="Avenir Next" w:eastAsia="Avenir Next"/>
+              <w:color w:val="5A5F66"/>
+              <w:sz w:val="15"/>
+              <w:szCs w:val="15"/>
+            </w:rPr>
+            <w:fldChar w:fldCharType="begin"/>
+          </w:r>
+          <w:r>
+            <w:rPr>
+              <w:rFonts w:ascii="Avenir Next" w:hAnsi="Avenir Next" w:cs="Avenir Next" w:eastAsia="Avenir Next"/>
+              <w:color w:val="5A5F66"/>
+              <w:sz w:val="15"/>
+              <w:szCs w:val="15"/>
+            </w:rPr>
+            <w:instrText xml:space="preserve"> NUMPAGES </w:instrText>
+          </w:r>
+          <w:r>
+            <w:rPr>
+              <w:rFonts w:ascii="Avenir Next" w:hAnsi="Avenir Next" w:cs="Avenir Next" w:eastAsia="Avenir Next"/>
+              <w:color w:val="5A5F66"/>
+              <w:sz w:val="15"/>
+              <w:szCs w:val="15"/>
+            </w:rPr>
+            <w:fldChar w:fldCharType="separate"/>
+          </w:r>
+          <w:r>
+            <w:rPr>
+              <w:rFonts w:ascii="Avenir Next" w:hAnsi="Avenir Next" w:cs="Avenir Next" w:eastAsia="Avenir Next"/>
+              <w:color w:val="5A5F66"/>
+              <w:sz w:val="15"/>
+              <w:szCs w:val="15"/>
+            </w:rPr>
+            <w:t xml:space="preserve">1</w:t>
+          </w:r>
+          <w:r>
+            <w:rPr>
+              <w:rFonts w:ascii="Avenir Next" w:hAnsi="Avenir Next" w:cs="Avenir Next" w:eastAsia="Avenir Next"/>
+              <w:color w:val="5A5F66"/>
+              <w:sz w:val="15"/>
+              <w:szCs w:val="15"/>
+            </w:rPr>
+            <w:fldChar w:fldCharType="end"/>
           </w:r>
         </w:p>
       </w:tc>
@@ -6188,5 +6300,23 @@
       </w:tblCellMar>
     </w:tblPr>
   </w:style>
+  <w:style w:type="paragraph" w:styleId="Heading1">
+    <w:name w:val="heading 1"/>
+    <w:basedOn w:val="Normal"/>
+    <w:pPr>
+      <w:outlineLvl w:val="0"/>
+      <w:keepNext w:val="0"/>
+      <w:keepLines w:val="0"/>
+    </w:pPr>
+  </w:style>
+  <w:style w:type="paragraph" w:styleId="Heading2">
+    <w:name w:val="heading 2"/>
+    <w:basedOn w:val="Normal"/>
+    <w:pPr>
+      <w:outlineLvl w:val="1"/>
+      <w:keepNext w:val="0"/>
+      <w:keepLines w:val="0"/>
+    </w:pPr>
+  </w:style>
 </w:styles>
 </file>